--- a/textbook/docx/chapter_15_bayesian_methods.docx
+++ b/textbook/docx/chapter_15_bayesian_methods.docx
@@ -104,6 +104,32 @@
     </w:p>
     <w:p>
       <w:pPr>
+        <w:spacing w:after="120"/>
+      </w:pPr>
+      <w:r>
+        <w:rPr>
+          <w:sz w:val="24"/>
+          <w:szCs w:val="24"/>
+          <w:rFonts w:ascii="Arial" w:cs="Arial" w:eastAsia="Arial" w:hAnsi="Arial"/>
+        </w:rPr>
+        <w:t xml:space="preserve">The Bayesian approach is not merely a technical alternative to frequentist methods — it represents a different philosophical stance on what probability means and how uncertainty should be quantified. Frequentist confidence intervals answer the question "in repeated sampling, what fraction of intervals constructed this way would contain the true parameter?" — a statement about the procedure, not the parameter. Bayesian credible intervals answer the more intuitive question "given the observed data and my prior beliefs, what is the probability that the parameter lies in this range?" — a direct probability statement about the parameter. For health economics decision-makers who must choose a course of action under uncertainty, the Bayesian framework provides a natural language for expressing what is known, what is uncertain, and how that uncertainty affects the decision.</w:t>
+      </w:r>
+    </w:p>
+    <w:p>
+      <w:pPr>
+        <w:spacing w:after="120"/>
+      </w:pPr>
+      <w:r>
+        <w:rPr>
+          <w:sz w:val="24"/>
+          <w:szCs w:val="24"/>
+          <w:rFonts w:ascii="Arial" w:cs="Arial" w:eastAsia="Arial" w:hAnsi="Arial"/>
+        </w:rPr>
+        <w:t xml:space="preserve">This chapter provides a comprehensive treatment of Bayesian methods for graduate health economics researchers. We cover the mathematical foundations, computational methods (MCMC), Bayesian regression and hierarchical models, Bayesian cost-effectiveness analysis, network meta-analysis, spatial models, and empirical Bayes methods for provider profiling. The Julia implementation using Turing.jl is covered in Chapter 22.</w:t>
+      </w:r>
+    </w:p>
+    <w:p>
+      <w:pPr>
         <w:pStyle w:val="Heading2"/>
         <w:spacing w:before="300" w:after="150"/>
       </w:pPr>
@@ -144,7 +170,7 @@
           <w:szCs w:val="24"/>
           <w:rFonts w:ascii="Arial" w:cs="Arial" w:eastAsia="Arial" w:hAnsi="Arial"/>
         </w:rPr>
-        <w:t xml:space="preserve">The posterior distribution of parameter θ given observed data y is:</w:t>
+        <w:t xml:space="preserve">The posterior distribution of parameter θ given observed data y is obtained by applying Bayes' theorem:</w:t>
       </w:r>
     </w:p>
     <w:p>
@@ -170,20 +196,20 @@
           <w:szCs w:val="24"/>
           <w:rFonts w:ascii="Arial" w:cs="Arial" w:eastAsia="Arial" w:hAnsi="Arial"/>
         </w:rPr>
-        <w:t xml:space="preserve">where p(y | θ) = L(θ; y) is the likelihood function, p(θ) is the prior distribution, and p(y) = ∫ p(y | θ) p(θ) dθ is the marginal likelihood (normalizing constant). The posterior is proportional to the product of the likelihood and the prior: posterior ∝ likelihood × prior.</w:t>
-      </w:r>
-    </w:p>
-    <w:p>
-      <w:pPr>
-        <w:spacing w:after="120"/>
-      </w:pPr>
-      <w:r>
-        <w:rPr>
-          <w:sz w:val="24"/>
-          <w:szCs w:val="24"/>
-          <w:rFonts w:ascii="Arial" w:cs="Arial" w:eastAsia="Arial" w:hAnsi="Arial"/>
-        </w:rPr>
-        <w:t xml:space="preserve">The prior distribution encodes the analyst's beliefs about the parameter before observing the data. Priors range from informative (incorporating substantial prior knowledge, such as clinical expertise about plausible treatment effect ranges) to weakly informative (regularizing extreme values while remaining largely data-driven) to non-informative (attempting to let the data speak entirely, such as flat or Jeffreys priors). The choice of prior is consequential when data are sparse but becomes less important as sample size grows, because the likelihood increasingly dominates the posterior — a property called Bayesian consistency.</w:t>
+        <w:t xml:space="preserve">where p(y | θ) = L(θ; y) is the likelihood function (the probability of observing the data given the parameter values — identical to the likelihood function used in frequentist MLE), p(θ) is the prior distribution (encoding the analyst's beliefs about the parameter before observing the data), and p(y) = ∫ p(y | θ) p(θ) dθ is the marginal likelihood or evidence (a normalizing constant that ensures the posterior integrates to one).</w:t>
+      </w:r>
+    </w:p>
+    <w:p>
+      <w:pPr>
+        <w:spacing w:after="120"/>
+      </w:pPr>
+      <w:r>
+        <w:rPr>
+          <w:sz w:val="24"/>
+          <w:szCs w:val="24"/>
+          <w:rFonts w:ascii="Arial" w:cs="Arial" w:eastAsia="Arial" w:hAnsi="Arial"/>
+        </w:rPr>
+        <w:t xml:space="preserve">The fundamental insight is that the posterior is proportional to the product of the likelihood and the prior: posterior ∝ likelihood × prior. The data (through the likelihood) update the prior beliefs to produce posterior beliefs. When the data are informative (large sample size, precise measurements), the likelihood dominates and the posterior is largely determined by the data regardless of the prior. When the data are sparse (small sample, noisy measurements), the prior exerts more influence on the posterior. This automatic weighting of data and prior information is one of the most attractive features of Bayesian analysis.</w:t>
       </w:r>
     </w:p>
     <w:p>
@@ -199,20 +225,169 @@
           <w:szCs w:val="26"/>
           <w:rFonts w:ascii="Arial" w:cs="Arial" w:eastAsia="Arial" w:hAnsi="Arial"/>
         </w:rPr>
-        <w:t xml:space="preserve">Conjugate Priors</w:t>
-      </w:r>
-    </w:p>
-    <w:p>
-      <w:pPr>
-        <w:spacing w:after="120"/>
-      </w:pPr>
-      <w:r>
-        <w:rPr>
-          <w:sz w:val="24"/>
-          <w:szCs w:val="24"/>
-          <w:rFonts w:ascii="Arial" w:cs="Arial" w:eastAsia="Arial" w:hAnsi="Arial"/>
-        </w:rPr>
-        <w:t xml:space="preserve">When the prior and posterior belong to the same distributional family, the prior is called conjugate. Conjugate priors yield closed-form posteriors, avoiding the need for numerical computation. Key conjugate pairs include beta-binomial (for proportions), normal-normal (for means with known variance), gamma-Poisson (for event rates), and normal-inverse-gamma (for mean and variance of normal data). While conjugate priors are computationally convenient, modern MCMC methods have largely eliminated the need to restrict analysis to conjugate families.</w:t>
+        <w:t xml:space="preserve">Prior Distributions</w:t>
+      </w:r>
+    </w:p>
+    <w:p>
+      <w:pPr>
+        <w:spacing w:after="120"/>
+      </w:pPr>
+      <w:r>
+        <w:rPr>
+          <w:sz w:val="24"/>
+          <w:szCs w:val="24"/>
+          <w:rFonts w:ascii="Arial" w:cs="Arial" w:eastAsia="Arial" w:hAnsi="Arial"/>
+        </w:rPr>
+        <w:t xml:space="preserve">The choice of prior distribution is the most distinctive — and most controversial — element of Bayesian analysis. Priors range along a spectrum from informative to non-informative:</w:t>
+      </w:r>
+    </w:p>
+    <w:p>
+      <w:pPr>
+        <w:spacing w:after="120"/>
+      </w:pPr>
+      <w:r>
+        <w:rPr>
+          <w:sz w:val="24"/>
+          <w:szCs w:val="24"/>
+          <w:rFonts w:ascii="Arial" w:cs="Arial" w:eastAsia="Arial" w:hAnsi="Arial"/>
+        </w:rPr>
+      </w:r>
+      <w:r>
+        <w:rPr>
+          <w:b/>
+          <w:bCs/>
+          <w:sz w:val="24"/>
+          <w:szCs w:val="24"/>
+          <w:rFonts w:ascii="Arial" w:cs="Arial" w:eastAsia="Arial" w:hAnsi="Arial"/>
+        </w:rPr>
+        <w:t xml:space="preserve">Informative priors</w:t>
+      </w:r>
+      <w:r>
+        <w:rPr>
+          <w:sz w:val="24"/>
+          <w:szCs w:val="24"/>
+          <w:rFonts w:ascii="Arial" w:cs="Arial" w:eastAsia="Arial" w:hAnsi="Arial"/>
+        </w:rPr>
+        <w:t xml:space="preserve"> encode substantial prior knowledge. In health economics, informative priors might be derived from previous clinical trials (a prior for the treatment effect based on Phase II trial results when analyzing Phase III data), from expert elicitation (clinicians' beliefs about plausible ranges for disease transition probabilities), or from meta-analytic summaries (the pooled effect from a systematic review serving as a prior for a new study). Informative priors are particularly valuable when the current data are limited — for example, when estimating cost-effectiveness for a rare disease with small trial samples.</w:t>
+      </w:r>
+    </w:p>
+    <w:p>
+      <w:pPr>
+        <w:spacing w:after="120"/>
+      </w:pPr>
+      <w:r>
+        <w:rPr>
+          <w:sz w:val="24"/>
+          <w:szCs w:val="24"/>
+          <w:rFonts w:ascii="Arial" w:cs="Arial" w:eastAsia="Arial" w:hAnsi="Arial"/>
+        </w:rPr>
+      </w:r>
+      <w:r>
+        <w:rPr>
+          <w:b/>
+          <w:bCs/>
+          <w:sz w:val="24"/>
+          <w:szCs w:val="24"/>
+          <w:rFonts w:ascii="Arial" w:cs="Arial" w:eastAsia="Arial" w:hAnsi="Arial"/>
+        </w:rPr>
+        <w:t xml:space="preserve">Weakly informative priors</w:t>
+      </w:r>
+      <w:r>
+        <w:rPr>
+          <w:sz w:val="24"/>
+          <w:szCs w:val="24"/>
+          <w:rFonts w:ascii="Arial" w:cs="Arial" w:eastAsia="Arial" w:hAnsi="Arial"/>
+        </w:rPr>
+        <w:t xml:space="preserve"> constrain the parameter to a plausible range without providing strong information about specific values. A weakly informative prior for a treatment effect on log-odds scale might be Normal(0, 1.5), which places 95% probability on odds ratios between approximately 0.05 and 20 — a range that encompasses virtually all clinically plausible treatment effects while ruling out extreme values that might distort the posterior in small samples. Weakly informative priors are the default recommendation for most applied Bayesian analysis (Gelman et al., 2013).</w:t>
+      </w:r>
+    </w:p>
+    <w:p>
+      <w:pPr>
+        <w:spacing w:after="120"/>
+      </w:pPr>
+      <w:r>
+        <w:rPr>
+          <w:sz w:val="24"/>
+          <w:szCs w:val="24"/>
+          <w:rFonts w:ascii="Arial" w:cs="Arial" w:eastAsia="Arial" w:hAnsi="Arial"/>
+        </w:rPr>
+      </w:r>
+      <w:r>
+        <w:rPr>
+          <w:b/>
+          <w:bCs/>
+          <w:sz w:val="24"/>
+          <w:szCs w:val="24"/>
+          <w:rFonts w:ascii="Arial" w:cs="Arial" w:eastAsia="Arial" w:hAnsi="Arial"/>
+        </w:rPr>
+        <w:t xml:space="preserve">Non-informative (diffuse) priors</w:t>
+      </w:r>
+      <w:r>
+        <w:rPr>
+          <w:sz w:val="24"/>
+          <w:szCs w:val="24"/>
+          <w:rFonts w:ascii="Arial" w:cs="Arial" w:eastAsia="Arial" w:hAnsi="Arial"/>
+        </w:rPr>
+        <w:t xml:space="preserve"> attempt to let the data speak entirely, exerting minimal influence on the posterior. Flat priors (uniform over the parameter space) and Jeffreys priors (derived from the Fisher information matrix to achieve invariance under reparameterization) are common non-informative choices. However, truly non-informative priors can be problematic: flat priors on unbounded parameter spaces are improper (they do not integrate to a finite value), and the resulting posterior may also be improper in some models. Non-informative priors are best viewed as a limiting case rather than a practical default.</w:t>
+      </w:r>
+    </w:p>
+    <w:p>
+      <w:pPr>
+        <w:spacing w:after="120"/>
+      </w:pPr>
+      <w:r>
+        <w:rPr>
+          <w:sz w:val="24"/>
+          <w:szCs w:val="24"/>
+          <w:rFonts w:ascii="Arial" w:cs="Arial" w:eastAsia="Arial" w:hAnsi="Arial"/>
+        </w:rPr>
+      </w:r>
+      <w:r>
+        <w:rPr>
+          <w:b/>
+          <w:bCs/>
+          <w:sz w:val="24"/>
+          <w:szCs w:val="24"/>
+          <w:rFonts w:ascii="Arial" w:cs="Arial" w:eastAsia="Arial" w:hAnsi="Arial"/>
+        </w:rPr>
+        <w:t xml:space="preserve">Conjugate priors</w:t>
+      </w:r>
+      <w:r>
+        <w:rPr>
+          <w:sz w:val="24"/>
+          <w:szCs w:val="24"/>
+          <w:rFonts w:ascii="Arial" w:cs="Arial" w:eastAsia="Arial" w:hAnsi="Arial"/>
+        </w:rPr>
+        <w:t xml:space="preserve"> yield closed-form posteriors when paired with specific likelihood functions, eliminating the need for numerical computation. Key conjugate pairs include: Beta prior for Binomial likelihood (posterior is Beta), Normal prior for Normal likelihood (posterior is Normal), Gamma prior for Poisson likelihood (posterior is Gamma), and Dirichlet prior for Multinomial likelihood (posterior is Dirichlet). While modern MCMC methods have largely eliminated the computational motivation for conjugate priors, they remain useful for understanding Bayesian updating mechanics and for fast approximate calculations.</w:t>
+      </w:r>
+    </w:p>
+    <w:p>
+      <w:pPr>
+        <w:pStyle w:val="Heading3"/>
+        <w:spacing w:before="200" w:after="100"/>
+      </w:pPr>
+      <w:r>
+        <w:rPr>
+          <w:b/>
+          <w:bCs/>
+          <w:sz w:val="26"/>
+          <w:szCs w:val="26"/>
+          <w:rFonts w:ascii="Arial" w:cs="Arial" w:eastAsia="Arial" w:hAnsi="Arial"/>
+        </w:rPr>
+        <w:t xml:space="preserve">Prior Sensitivity Analysis</w:t>
+      </w:r>
+    </w:p>
+    <w:p>
+      <w:pPr>
+        <w:spacing w:after="120"/>
+      </w:pPr>
+      <w:r>
+        <w:rPr>
+          <w:sz w:val="24"/>
+          <w:szCs w:val="24"/>
+          <w:rFonts w:ascii="Arial" w:cs="Arial" w:eastAsia="Arial" w:hAnsi="Arial"/>
+        </w:rPr>
+        <w:t xml:space="preserve">Because the prior influences the posterior, responsible Bayesian analysis requires prior sensitivity analysis — examining how the posterior changes under alternative plausible prior specifications. If the posterior is robust to a range of reasonable priors (prior-data conflict is low), the analysis is credible. If the posterior is highly sensitive to the prior choice, the data are insufficiently informative to overcome prior uncertainty, and the analysis should acknowledge this limitation explicitly.</w:t>
       </w:r>
     </w:p>
     <w:p>
@@ -228,7 +403,7 @@
           <w:szCs w:val="30"/>
           <w:rFonts w:ascii="Arial" w:cs="Arial" w:eastAsia="Arial" w:hAnsi="Arial"/>
         </w:rPr>
-        <w:t xml:space="preserve">Bayesian Computation</w:t>
+        <w:t xml:space="preserve">Bayesian Computation: Markov Chain Monte Carlo</w:t>
       </w:r>
     </w:p>
     <w:p>
@@ -244,110 +419,20 @@
           <w:szCs w:val="26"/>
           <w:rFonts w:ascii="Arial" w:cs="Arial" w:eastAsia="Arial" w:hAnsi="Arial"/>
         </w:rPr>
-        <w:t xml:space="preserve">Markov Chain Monte Carlo</w:t>
-      </w:r>
-    </w:p>
-    <w:p>
-      <w:pPr>
-        <w:spacing w:after="120"/>
-      </w:pPr>
-      <w:r>
-        <w:rPr>
-          <w:sz w:val="24"/>
-          <w:szCs w:val="24"/>
-          <w:rFonts w:ascii="Arial" w:cs="Arial" w:eastAsia="Arial" w:hAnsi="Arial"/>
-        </w:rPr>
-        <w:t xml:space="preserve">For most realistic models, the posterior distribution cannot be computed in closed form, and numerical methods are required to generate samples from the posterior. Markov chain Monte Carlo (MCMC) algorithms construct a Markov chain whose stationary distribution is the target posterior, generating dependent draws that, after convergence, can be treated as approximate samples from the posterior.</w:t>
-      </w:r>
-    </w:p>
-    <w:p>
-      <w:pPr>
-        <w:spacing w:after="120"/>
-      </w:pPr>
-      <w:r>
-        <w:rPr>
-          <w:sz w:val="24"/>
-          <w:szCs w:val="24"/>
-          <w:rFonts w:ascii="Arial" w:cs="Arial" w:eastAsia="Arial" w:hAnsi="Arial"/>
-        </w:rPr>
-      </w:r>
-      <w:r>
-        <w:rPr>
-          <w:b/>
-          <w:bCs/>
-          <w:sz w:val="24"/>
-          <w:szCs w:val="24"/>
-          <w:rFonts w:ascii="Arial" w:cs="Arial" w:eastAsia="Arial" w:hAnsi="Arial"/>
-        </w:rPr>
-        <w:t xml:space="preserve">Gibbs sampling</w:t>
-      </w:r>
-      <w:r>
-        <w:rPr>
-          <w:sz w:val="24"/>
-          <w:szCs w:val="24"/>
-          <w:rFonts w:ascii="Arial" w:cs="Arial" w:eastAsia="Arial" w:hAnsi="Arial"/>
-        </w:rPr>
-        <w:t xml:space="preserve"> iteratively draws each parameter from its full conditional distribution (the distribution of one parameter given the current values of all other parameters and the data). When full conditionals are available in closed form (as in many hierarchical models with conjugate priors), Gibbs sampling is efficient and straightforward.</w:t>
-      </w:r>
-    </w:p>
-    <w:p>
-      <w:pPr>
-        <w:spacing w:after="120"/>
-      </w:pPr>
-      <w:r>
-        <w:rPr>
-          <w:sz w:val="24"/>
-          <w:szCs w:val="24"/>
-          <w:rFonts w:ascii="Arial" w:cs="Arial" w:eastAsia="Arial" w:hAnsi="Arial"/>
-        </w:rPr>
-      </w:r>
-      <w:r>
-        <w:rPr>
-          <w:b/>
-          <w:bCs/>
-          <w:sz w:val="24"/>
-          <w:szCs w:val="24"/>
-          <w:rFonts w:ascii="Arial" w:cs="Arial" w:eastAsia="Arial" w:hAnsi="Arial"/>
-        </w:rPr>
-        <w:t xml:space="preserve">Metropolis-Hastings</w:t>
-      </w:r>
-      <w:r>
-        <w:rPr>
-          <w:sz w:val="24"/>
-          <w:szCs w:val="24"/>
-          <w:rFonts w:ascii="Arial" w:cs="Arial" w:eastAsia="Arial" w:hAnsi="Arial"/>
-        </w:rPr>
-        <w:t xml:space="preserve"> proposes candidate parameter values from a proposal distribution and accepts or rejects them based on the ratio of posterior densities. The random walk Metropolis uses a symmetric proposal centered at the current value; acceptance rates of 20-40% are optimal for multivariate targets.</w:t>
-      </w:r>
-    </w:p>
-    <w:p>
-      <w:pPr>
-        <w:spacing w:after="120"/>
-      </w:pPr>
-      <w:r>
-        <w:rPr>
-          <w:sz w:val="24"/>
-          <w:szCs w:val="24"/>
-          <w:rFonts w:ascii="Arial" w:cs="Arial" w:eastAsia="Arial" w:hAnsi="Arial"/>
-        </w:rPr>
-      </w:r>
-      <w:r>
-        <w:rPr>
-          <w:b/>
-          <w:bCs/>
-          <w:sz w:val="24"/>
-          <w:szCs w:val="24"/>
-          <w:rFonts w:ascii="Arial" w:cs="Arial" w:eastAsia="Arial" w:hAnsi="Arial"/>
-        </w:rPr>
-        <w:t xml:space="preserve">Hamiltonian Monte Carlo (HMC)</w:t>
-      </w:r>
-      <w:r>
-        <w:rPr>
-          <w:sz w:val="24"/>
-          <w:szCs w:val="24"/>
-          <w:rFonts w:ascii="Arial" w:cs="Arial" w:eastAsia="Arial" w:hAnsi="Arial"/>
-        </w:rPr>
-        <w:t xml:space="preserve"> and its adaptive variant, the No-U-Turn Sampler (NUTS), use gradient information to propose moves that explore the posterior efficiently, avoiding the random walk behavior that makes Metropolis-Hastings slow in high dimensions. NUTS is the default sampler in modern probabilistic programming frameworks including Turing.jl (Julia), Stan, and PyMC.</w:t>
+        <w:t xml:space="preserve">The Computational Challenge</w:t>
+      </w:r>
+    </w:p>
+    <w:p>
+      <w:pPr>
+        <w:spacing w:after="120"/>
+      </w:pPr>
+      <w:r>
+        <w:rPr>
+          <w:sz w:val="24"/>
+          <w:szCs w:val="24"/>
+          <w:rFonts w:ascii="Arial" w:cs="Arial" w:eastAsia="Arial" w:hAnsi="Arial"/>
+        </w:rPr>
+        <w:t xml:space="preserve">For most realistic models, the posterior distribution p(θ | y) cannot be computed analytically because the normalizing constant p(y) = ∫ p(y | θ) p(θ) dθ involves a high-dimensional integral that has no closed-form solution. Markov chain Monte Carlo (MCMC) algorithms solve this problem by generating a sequence of parameter draws from a Markov chain whose stationary distribution is the target posterior, enabling Monte Carlo approximation of any posterior quantity (means, variances, quantiles, probabilities) from the sampled draws.</w:t>
       </w:r>
     </w:p>
     <w:p>
@@ -363,6 +448,259 @@
           <w:szCs w:val="26"/>
           <w:rFonts w:ascii="Arial" w:cs="Arial" w:eastAsia="Arial" w:hAnsi="Arial"/>
         </w:rPr>
+        <w:t xml:space="preserve">Gibbs Sampling</w:t>
+      </w:r>
+    </w:p>
+    <w:p>
+      <w:pPr>
+        <w:spacing w:after="120"/>
+      </w:pPr>
+      <w:r>
+        <w:rPr>
+          <w:sz w:val="24"/>
+          <w:szCs w:val="24"/>
+          <w:rFonts w:ascii="Arial" w:cs="Arial" w:eastAsia="Arial" w:hAnsi="Arial"/>
+        </w:rPr>
+        <w:t xml:space="preserve">Gibbs sampling generates posterior draws by iteratively sampling each parameter from its full conditional distribution — the distribution of one parameter given the current values of all other parameters and the data. Starting from initial values θ⁽⁰⁾ = (θ₁⁽⁰⁾, ..., θₚ⁽⁰⁾), each iteration t draws:</w:t>
+      </w:r>
+    </w:p>
+    <w:p>
+      <w:pPr>
+        <w:spacing w:after="120"/>
+      </w:pPr>
+      <w:r>
+        <w:rPr>
+          <w:sz w:val="24"/>
+          <w:szCs w:val="24"/>
+          <w:rFonts w:ascii="Arial" w:cs="Arial" w:eastAsia="Arial" w:hAnsi="Arial"/>
+        </w:rPr>
+        <w:t xml:space="preserve">θ₁⁽ᵗ⁾ ~ p(θ₁ | θ₂⁽ᵗ⁻¹⁾, ..., θₚ⁽ᵗ⁻¹⁾, y)</w:t>
+      </w:r>
+    </w:p>
+    <w:p>
+      <w:pPr>
+        <w:spacing w:after="120"/>
+      </w:pPr>
+      <w:r>
+        <w:rPr>
+          <w:sz w:val="24"/>
+          <w:szCs w:val="24"/>
+          <w:rFonts w:ascii="Arial" w:cs="Arial" w:eastAsia="Arial" w:hAnsi="Arial"/>
+        </w:rPr>
+        <w:t xml:space="preserve">θ₂⁽ᵗ⁾ ~ p(θ₂ | θ₁⁽ᵗ⁾, θ₃⁽ᵗ⁻¹⁾, ..., θₚ⁽ᵗ⁻¹⁾, y)</w:t>
+      </w:r>
+    </w:p>
+    <w:p>
+      <w:pPr>
+        <w:spacing w:after="120"/>
+      </w:pPr>
+      <w:r>
+        <w:rPr>
+          <w:sz w:val="24"/>
+          <w:szCs w:val="24"/>
+          <w:rFonts w:ascii="Arial" w:cs="Arial" w:eastAsia="Arial" w:hAnsi="Arial"/>
+        </w:rPr>
+        <w:t xml:space="preserve">...</w:t>
+      </w:r>
+    </w:p>
+    <w:p>
+      <w:pPr>
+        <w:spacing w:after="120"/>
+      </w:pPr>
+      <w:r>
+        <w:rPr>
+          <w:sz w:val="24"/>
+          <w:szCs w:val="24"/>
+          <w:rFonts w:ascii="Arial" w:cs="Arial" w:eastAsia="Arial" w:hAnsi="Arial"/>
+        </w:rPr>
+        <w:t xml:space="preserve">θₚ⁽ᵗ⁾ ~ p(θₚ | θ₁⁽ᵗ⁾, ..., θₚ₋₁⁽ᵗ⁾, y)</w:t>
+      </w:r>
+    </w:p>
+    <w:p>
+      <w:pPr>
+        <w:spacing w:after="120"/>
+      </w:pPr>
+      <w:r>
+        <w:rPr>
+          <w:sz w:val="24"/>
+          <w:szCs w:val="24"/>
+          <w:rFonts w:ascii="Arial" w:cs="Arial" w:eastAsia="Arial" w:hAnsi="Arial"/>
+        </w:rPr>
+        <w:t xml:space="preserve">When the full conditional distributions are available in closed form (as in many conjugate hierarchical models), Gibbs sampling is efficient and straightforward. When full conditionals are not available analytically, Metropolis-within-Gibbs steps can be used.</w:t>
+      </w:r>
+    </w:p>
+    <w:p>
+      <w:pPr>
+        <w:pStyle w:val="Heading3"/>
+        <w:spacing w:before="200" w:after="100"/>
+      </w:pPr>
+      <w:r>
+        <w:rPr>
+          <w:b/>
+          <w:bCs/>
+          <w:sz w:val="26"/>
+          <w:szCs w:val="26"/>
+          <w:rFonts w:ascii="Arial" w:cs="Arial" w:eastAsia="Arial" w:hAnsi="Arial"/>
+        </w:rPr>
+        <w:t xml:space="preserve">Metropolis-Hastings Algorithm</w:t>
+      </w:r>
+    </w:p>
+    <w:p>
+      <w:pPr>
+        <w:spacing w:after="120"/>
+      </w:pPr>
+      <w:r>
+        <w:rPr>
+          <w:sz w:val="24"/>
+          <w:szCs w:val="24"/>
+          <w:rFonts w:ascii="Arial" w:cs="Arial" w:eastAsia="Arial" w:hAnsi="Arial"/>
+        </w:rPr>
+        <w:t xml:space="preserve">The Metropolis-Hastings algorithm is more general than Gibbs sampling, requiring only the ability to evaluate the (unnormalized) posterior density at any point. At each iteration, the algorithm proposes a candidate θ</w:t>
+      </w:r>
+      <w:r>
+        <w:rPr>
+          <w:i/>
+          <w:iCs/>
+          <w:sz w:val="24"/>
+          <w:szCs w:val="24"/>
+          <w:rFonts w:ascii="Arial" w:cs="Arial" w:eastAsia="Arial" w:hAnsi="Arial"/>
+        </w:rPr>
+        <w:t xml:space="preserve"> from a proposal distribution q(θ</w:t>
+      </w:r>
+      <w:r>
+        <w:rPr>
+          <w:sz w:val="24"/>
+          <w:szCs w:val="24"/>
+          <w:rFonts w:ascii="Arial" w:cs="Arial" w:eastAsia="Arial" w:hAnsi="Arial"/>
+        </w:rPr>
+        <w:t xml:space="preserve"> | θ⁽ᵗ⁻¹⁾) and accepts or rejects based on the acceptance probability:</w:t>
+      </w:r>
+    </w:p>
+    <w:p>
+      <w:pPr>
+        <w:spacing w:after="120"/>
+      </w:pPr>
+      <w:r>
+        <w:rPr>
+          <w:sz w:val="24"/>
+          <w:szCs w:val="24"/>
+          <w:rFonts w:ascii="Arial" w:cs="Arial" w:eastAsia="Arial" w:hAnsi="Arial"/>
+        </w:rPr>
+        <w:t xml:space="preserve">α = min(1, [p(θ</w:t>
+      </w:r>
+      <w:r>
+        <w:rPr>
+          <w:i/>
+          <w:iCs/>
+          <w:sz w:val="24"/>
+          <w:szCs w:val="24"/>
+          <w:rFonts w:ascii="Arial" w:cs="Arial" w:eastAsia="Arial" w:hAnsi="Arial"/>
+        </w:rPr>
+        <w:t xml:space="preserve"> | y) × q(θ⁽ᵗ⁻¹⁾ | θ</w:t>
+      </w:r>
+      <w:r>
+        <w:rPr>
+          <w:sz w:val="24"/>
+          <w:szCs w:val="24"/>
+          <w:rFonts w:ascii="Arial" w:cs="Arial" w:eastAsia="Arial" w:hAnsi="Arial"/>
+        </w:rPr>
+        <w:t xml:space="preserve">)] / [p(θ⁽ᵗ⁻¹⁾ | y) × q(θ* | θ⁽ᵗ⁻¹⁾)])</w:t>
+      </w:r>
+    </w:p>
+    <w:p>
+      <w:pPr>
+        <w:spacing w:after="120"/>
+      </w:pPr>
+      <w:r>
+        <w:rPr>
+          <w:sz w:val="24"/>
+          <w:szCs w:val="24"/>
+          <w:rFonts w:ascii="Arial" w:cs="Arial" w:eastAsia="Arial" w:hAnsi="Arial"/>
+        </w:rPr>
+        <w:t xml:space="preserve">Note that the normalizing constant p(y) cancels in the ratio, so only the unnormalized posterior is needed. The random walk Metropolis uses a symmetric proposal centered at the current value (e.g., θ* ~ N(θ⁽ᵗ⁻¹⁾, Σ)), simplifying the acceptance ratio to:</w:t>
+      </w:r>
+    </w:p>
+    <w:p>
+      <w:pPr>
+        <w:spacing w:after="120"/>
+      </w:pPr>
+      <w:r>
+        <w:rPr>
+          <w:sz w:val="24"/>
+          <w:szCs w:val="24"/>
+          <w:rFonts w:ascii="Arial" w:cs="Arial" w:eastAsia="Arial" w:hAnsi="Arial"/>
+        </w:rPr>
+        <w:t xml:space="preserve">α = min(1, p(θ* | y) / p(θ⁽ᵗ⁻¹⁾ | y))</w:t>
+      </w:r>
+    </w:p>
+    <w:p>
+      <w:pPr>
+        <w:spacing w:after="120"/>
+      </w:pPr>
+      <w:r>
+        <w:rPr>
+          <w:sz w:val="24"/>
+          <w:szCs w:val="24"/>
+          <w:rFonts w:ascii="Arial" w:cs="Arial" w:eastAsia="Arial" w:hAnsi="Arial"/>
+        </w:rPr>
+        <w:t xml:space="preserve">The proposal variance Σ must be tuned for efficient exploration: too small and the chain takes tiny steps, exploring the posterior slowly; too large and most proposals are rejected. Optimal acceptance rates are approximately 23% for high-dimensional targets and 44% for one-dimensional targets.</w:t>
+      </w:r>
+    </w:p>
+    <w:p>
+      <w:pPr>
+        <w:pStyle w:val="Heading3"/>
+        <w:spacing w:before="200" w:after="100"/>
+      </w:pPr>
+      <w:r>
+        <w:rPr>
+          <w:b/>
+          <w:bCs/>
+          <w:sz w:val="26"/>
+          <w:szCs w:val="26"/>
+          <w:rFonts w:ascii="Arial" w:cs="Arial" w:eastAsia="Arial" w:hAnsi="Arial"/>
+        </w:rPr>
+        <w:t xml:space="preserve">Hamiltonian Monte Carlo and NUTS</w:t>
+      </w:r>
+    </w:p>
+    <w:p>
+      <w:pPr>
+        <w:spacing w:after="120"/>
+      </w:pPr>
+      <w:r>
+        <w:rPr>
+          <w:sz w:val="24"/>
+          <w:szCs w:val="24"/>
+          <w:rFonts w:ascii="Arial" w:cs="Arial" w:eastAsia="Arial" w:hAnsi="Arial"/>
+        </w:rPr>
+        <w:t xml:space="preserve">Hamiltonian Monte Carlo (HMC) uses gradient information from the posterior to propose moves that follow the contours of the posterior surface, avoiding the random walk behavior that makes Metropolis-Hastings slow in high-dimensional parameter spaces. HMC introduces auxiliary "momentum" variables and simulates Hamiltonian dynamics to generate proposals that can move far from the current point while maintaining high acceptance probability.</w:t>
+      </w:r>
+    </w:p>
+    <w:p>
+      <w:pPr>
+        <w:spacing w:after="120"/>
+      </w:pPr>
+      <w:r>
+        <w:rPr>
+          <w:sz w:val="24"/>
+          <w:szCs w:val="24"/>
+          <w:rFonts w:ascii="Arial" w:cs="Arial" w:eastAsia="Arial" w:hAnsi="Arial"/>
+        </w:rPr>
+        <w:t xml:space="preserve">The No-U-Turn Sampler (NUTS), developed by Hoffman and Gelman (2014), adapts HMC's trajectory length automatically — running the Hamiltonian simulation until the trajectory begins to turn back on itself (a "U-turn"), indicating that further simulation would not explore new regions of the posterior. NUTS eliminates the need to tune the trajectory length, which is the most difficult HMC tuning parameter. NUTS is the default sampler in modern probabilistic programming frameworks including Turing.jl (Julia), Stan, and PyMC, and is the recommended choice for most applied Bayesian analyses.</w:t>
+      </w:r>
+    </w:p>
+    <w:p>
+      <w:pPr>
+        <w:pStyle w:val="Heading3"/>
+        <w:spacing w:before="200" w:after="100"/>
+      </w:pPr>
+      <w:r>
+        <w:rPr>
+          <w:b/>
+          <w:bCs/>
+          <w:sz w:val="26"/>
+          <w:szCs w:val="26"/>
+          <w:rFonts w:ascii="Arial" w:cs="Arial" w:eastAsia="Arial" w:hAnsi="Arial"/>
+        </w:rPr>
         <w:t xml:space="preserve">Convergence Diagnostics</w:t>
       </w:r>
     </w:p>
@@ -376,7 +714,127 @@
           <w:szCs w:val="24"/>
           <w:rFonts w:ascii="Arial" w:cs="Arial" w:eastAsia="Arial" w:hAnsi="Arial"/>
         </w:rPr>
-        <w:t xml:space="preserve">MCMC convergence must be assessed before interpreting results. Standard diagnostics include the R̂ statistic (potential scale reduction factor — values near 1.0 indicate convergence across multiple chains), effective sample size (ESS — the number of independent draws equivalent to the dependent MCMC output; should be at least 400 for reliable posterior summaries), trace plots (visual inspection for stationarity and mixing), and autocorrelation plots (high autocorrelation indicates slow mixing and low ESS).</w:t>
+        <w:t xml:space="preserve">MCMC convergence — the point at which the chain has "forgotten" its initial values and is sampling from the stationary (posterior) distribution — must be assessed before interpreting results. Standard diagnostics include:</w:t>
+      </w:r>
+    </w:p>
+    <w:p>
+      <w:pPr>
+        <w:spacing w:after="120"/>
+      </w:pPr>
+      <w:r>
+        <w:rPr>
+          <w:sz w:val="24"/>
+          <w:szCs w:val="24"/>
+          <w:rFonts w:ascii="Arial" w:cs="Arial" w:eastAsia="Arial" w:hAnsi="Arial"/>
+        </w:rPr>
+      </w:r>
+      <w:r>
+        <w:rPr>
+          <w:b/>
+          <w:bCs/>
+          <w:sz w:val="24"/>
+          <w:szCs w:val="24"/>
+          <w:rFonts w:ascii="Arial" w:cs="Arial" w:eastAsia="Arial" w:hAnsi="Arial"/>
+        </w:rPr>
+        <w:t xml:space="preserve">R̂ (potential scale reduction factor).</w:t>
+      </w:r>
+      <w:r>
+        <w:rPr>
+          <w:sz w:val="24"/>
+          <w:szCs w:val="24"/>
+          <w:rFonts w:ascii="Arial" w:cs="Arial" w:eastAsia="Arial" w:hAnsi="Arial"/>
+        </w:rPr>
+        <w:t xml:space="preserve"> R̂ compares the between-chain variance to the within-chain variance across multiple chains started from dispersed initial values. Values near 1.0 indicate convergence; values above 1.05 suggest that the chains have not mixed adequately and more iterations are needed. R̂ should be computed for every parameter.</w:t>
+      </w:r>
+    </w:p>
+    <w:p>
+      <w:pPr>
+        <w:spacing w:after="120"/>
+      </w:pPr>
+      <w:r>
+        <w:rPr>
+          <w:sz w:val="24"/>
+          <w:szCs w:val="24"/>
+          <w:rFonts w:ascii="Arial" w:cs="Arial" w:eastAsia="Arial" w:hAnsi="Arial"/>
+        </w:rPr>
+      </w:r>
+      <w:r>
+        <w:rPr>
+          <w:b/>
+          <w:bCs/>
+          <w:sz w:val="24"/>
+          <w:szCs w:val="24"/>
+          <w:rFonts w:ascii="Arial" w:cs="Arial" w:eastAsia="Arial" w:hAnsi="Arial"/>
+        </w:rPr>
+        <w:t xml:space="preserve">Effective sample size (ESS).</w:t>
+      </w:r>
+      <w:r>
+        <w:rPr>
+          <w:sz w:val="24"/>
+          <w:szCs w:val="24"/>
+          <w:rFonts w:ascii="Arial" w:cs="Arial" w:eastAsia="Arial" w:hAnsi="Arial"/>
+        </w:rPr>
+        <w:t xml:space="preserve"> Because MCMC draws are autocorrelated (each draw is correlated with the previous draw), the effective number of independent draws is less than the total number of MCMC iterations. ESS estimates the equivalent number of independent draws: ESS = N / (1 + 2Σₖ ρₖ), where ρₖ is the autocorrelation at lag k. ESS should be at least 400 for reliable posterior summaries (Vehtari et al., 2021) and at least 1,000 for tail probabilities.</w:t>
+      </w:r>
+    </w:p>
+    <w:p>
+      <w:pPr>
+        <w:spacing w:after="120"/>
+      </w:pPr>
+      <w:r>
+        <w:rPr>
+          <w:sz w:val="24"/>
+          <w:szCs w:val="24"/>
+          <w:rFonts w:ascii="Arial" w:cs="Arial" w:eastAsia="Arial" w:hAnsi="Arial"/>
+        </w:rPr>
+      </w:r>
+      <w:r>
+        <w:rPr>
+          <w:b/>
+          <w:bCs/>
+          <w:sz w:val="24"/>
+          <w:szCs w:val="24"/>
+          <w:rFonts w:ascii="Arial" w:cs="Arial" w:eastAsia="Arial" w:hAnsi="Arial"/>
+        </w:rPr>
+        <w:t xml:space="preserve">Trace plots.</w:t>
+      </w:r>
+      <w:r>
+        <w:rPr>
+          <w:sz w:val="24"/>
+          <w:szCs w:val="24"/>
+          <w:rFonts w:ascii="Arial" w:cs="Arial" w:eastAsia="Arial" w:hAnsi="Arial"/>
+        </w:rPr>
+        <w:t xml:space="preserve"> Visual inspection of the parameter value at each iteration should show a "hairy caterpillar" pattern — the chain fluctuates around a stable mean without trends, jumps, or long periods of stationarity. Trace plots are the most intuitive diagnostic but are subjective.</w:t>
+      </w:r>
+    </w:p>
+    <w:p>
+      <w:pPr>
+        <w:spacing w:after="120"/>
+      </w:pPr>
+      <w:r>
+        <w:rPr>
+          <w:sz w:val="24"/>
+          <w:szCs w:val="24"/>
+          <w:rFonts w:ascii="Arial" w:cs="Arial" w:eastAsia="Arial" w:hAnsi="Arial"/>
+        </w:rPr>
+      </w:r>
+      <w:r>
+        <w:rPr>
+          <w:b/>
+          <w:bCs/>
+          <w:sz w:val="24"/>
+          <w:szCs w:val="24"/>
+          <w:rFonts w:ascii="Arial" w:cs="Arial" w:eastAsia="Arial" w:hAnsi="Arial"/>
+        </w:rPr>
+        <w:t xml:space="preserve">Autocorrelation plots.</w:t>
+      </w:r>
+      <w:r>
+        <w:rPr>
+          <w:sz w:val="24"/>
+          <w:szCs w:val="24"/>
+          <w:rFonts w:ascii="Arial" w:cs="Arial" w:eastAsia="Arial" w:hAnsi="Arial"/>
+        </w:rPr>
+        <w:t xml:space="preserve"> High autocorrelation at large lags indicates slow mixing. If autocorrelation remains substantial at lags of 50 or more, the sampler is inefficient and should be reparameterized or replaced with a more efficient algorithm (e.g., switching from Gibbs to NUTS).</w:t>
       </w:r>
     </w:p>
     <w:p>
@@ -392,7 +850,7 @@
           <w:szCs w:val="30"/>
           <w:rFonts w:ascii="Arial" w:cs="Arial" w:eastAsia="Arial" w:hAnsi="Arial"/>
         </w:rPr>
-        <w:t xml:space="preserve">Bayesian Regression Models</w:t>
+        <w:t xml:space="preserve">Bayesian Hierarchical Models for Healthcare</w:t>
       </w:r>
     </w:p>
     <w:p>
@@ -408,72 +866,251 @@
           <w:szCs w:val="26"/>
           <w:rFonts w:ascii="Arial" w:cs="Arial" w:eastAsia="Arial" w:hAnsi="Arial"/>
         </w:rPr>
-        <w:t xml:space="preserve">Bayesian Linear Regression</w:t>
-      </w:r>
-    </w:p>
-    <w:p>
-      <w:pPr>
-        <w:spacing w:after="120"/>
-      </w:pPr>
-      <w:r>
-        <w:rPr>
-          <w:sz w:val="24"/>
-          <w:szCs w:val="24"/>
-          <w:rFonts w:ascii="Arial" w:cs="Arial" w:eastAsia="Arial" w:hAnsi="Arial"/>
-        </w:rPr>
-        <w:t xml:space="preserve">The Bayesian linear regression model specifies priors on the regression coefficients and the error variance:</w:t>
-      </w:r>
-    </w:p>
-    <w:p>
-      <w:pPr>
-        <w:spacing w:after="120"/>
-      </w:pPr>
-      <w:r>
-        <w:rPr>
-          <w:sz w:val="24"/>
-          <w:szCs w:val="24"/>
-          <w:rFonts w:ascii="Arial" w:cs="Arial" w:eastAsia="Arial" w:hAnsi="Arial"/>
-        </w:rPr>
-        <w:t xml:space="preserve">yᵢ | Xᵢ, β, σ² ~ N(X'ᵢβ, σ²)</w:t>
-      </w:r>
-    </w:p>
-    <w:p>
-      <w:pPr>
-        <w:spacing w:after="120"/>
-      </w:pPr>
-      <w:r>
-        <w:rPr>
-          <w:sz w:val="24"/>
-          <w:szCs w:val="24"/>
-          <w:rFonts w:ascii="Arial" w:cs="Arial" w:eastAsia="Arial" w:hAnsi="Arial"/>
-        </w:rPr>
-        <w:t xml:space="preserve">β ~ N(β₀, Σ₀)</w:t>
-      </w:r>
-    </w:p>
-    <w:p>
-      <w:pPr>
-        <w:spacing w:after="120"/>
-      </w:pPr>
-      <w:r>
-        <w:rPr>
-          <w:sz w:val="24"/>
-          <w:szCs w:val="24"/>
-          <w:rFonts w:ascii="Arial" w:cs="Arial" w:eastAsia="Arial" w:hAnsi="Arial"/>
-        </w:rPr>
-        <w:t xml:space="preserve">σ² ~ Inverse-Gamma(a₀, b₀)</w:t>
-      </w:r>
-    </w:p>
-    <w:p>
-      <w:pPr>
-        <w:spacing w:after="120"/>
-      </w:pPr>
-      <w:r>
-        <w:rPr>
-          <w:sz w:val="24"/>
-          <w:szCs w:val="24"/>
-          <w:rFonts w:ascii="Arial" w:cs="Arial" w:eastAsia="Arial" w:hAnsi="Arial"/>
-        </w:rPr>
-        <w:t xml:space="preserve">With conjugate priors, the posterior for β (conditional on σ²) is normal, and the posterior for σ² is inverse-gamma. Gibbs sampling alternates between draws of β and σ², producing posterior samples that characterize the full joint uncertainty.</w:t>
+        <w:t xml:space="preserve">Hospital Quality Profiling with Shrinkage</w:t>
+      </w:r>
+    </w:p>
+    <w:p>
+      <w:pPr>
+        <w:spacing w:after="120"/>
+      </w:pPr>
+      <w:r>
+        <w:rPr>
+          <w:sz w:val="24"/>
+          <w:szCs w:val="24"/>
+          <w:rFonts w:ascii="Arial" w:cs="Arial" w:eastAsia="Arial" w:hAnsi="Arial"/>
+        </w:rPr>
+        <w:t xml:space="preserve">Hierarchical Bayesian models are the standard approach for provider quality measurement because they produce shrinkage estimates — estimates that are pulled ("shrunk") toward the overall mean in proportion to the uncertainty of the individual provider's estimate. This shrinkage is desirable because it prevents unreliable extreme estimates for small-volume providers, producing more stable and accurate rankings.</w:t>
+      </w:r>
+    </w:p>
+    <w:p>
+      <w:pPr>
+        <w:spacing w:after="120"/>
+      </w:pPr>
+      <w:r>
+        <w:rPr>
+          <w:sz w:val="24"/>
+          <w:szCs w:val="24"/>
+          <w:rFonts w:ascii="Arial" w:cs="Arial" w:eastAsia="Arial" w:hAnsi="Arial"/>
+        </w:rPr>
+        <w:t xml:space="preserve">The hierarchical model for hospital mortality profiling specifies:</w:t>
+      </w:r>
+    </w:p>
+    <w:p>
+      <w:pPr>
+        <w:spacing w:after="120"/>
+      </w:pPr>
+      <w:r>
+        <w:rPr>
+          <w:sz w:val="24"/>
+          <w:szCs w:val="24"/>
+          <w:rFonts w:ascii="Arial" w:cs="Arial" w:eastAsia="Arial" w:hAnsi="Arial"/>
+        </w:rPr>
+      </w:r>
+      <w:r>
+        <w:rPr>
+          <w:b/>
+          <w:bCs/>
+          <w:sz w:val="24"/>
+          <w:szCs w:val="24"/>
+          <w:rFonts w:ascii="Arial" w:cs="Arial" w:eastAsia="Arial" w:hAnsi="Arial"/>
+        </w:rPr>
+        <w:t xml:space="preserve">Data level:</w:t>
+      </w:r>
+      <w:r>
+        <w:rPr>
+          <w:sz w:val="24"/>
+          <w:szCs w:val="24"/>
+          <w:rFonts w:ascii="Arial" w:cs="Arial" w:eastAsia="Arial" w:hAnsi="Arial"/>
+        </w:rPr>
+        <w:t xml:space="preserve"> yᵢⱼ | θⱼ ~ Bernoulli(θⱼ) for patient i in hospital j</w:t>
+      </w:r>
+    </w:p>
+    <w:p>
+      <w:pPr>
+        <w:spacing w:after="120"/>
+      </w:pPr>
+      <w:r>
+        <w:rPr>
+          <w:sz w:val="24"/>
+          <w:szCs w:val="24"/>
+          <w:rFonts w:ascii="Arial" w:cs="Arial" w:eastAsia="Arial" w:hAnsi="Arial"/>
+        </w:rPr>
+      </w:r>
+      <w:r>
+        <w:rPr>
+          <w:b/>
+          <w:bCs/>
+          <w:sz w:val="24"/>
+          <w:szCs w:val="24"/>
+          <w:rFonts w:ascii="Arial" w:cs="Arial" w:eastAsia="Arial" w:hAnsi="Arial"/>
+        </w:rPr>
+        <w:t xml:space="preserve">Hospital level:</w:t>
+      </w:r>
+      <w:r>
+        <w:rPr>
+          <w:sz w:val="24"/>
+          <w:szCs w:val="24"/>
+          <w:rFonts w:ascii="Arial" w:cs="Arial" w:eastAsia="Arial" w:hAnsi="Arial"/>
+        </w:rPr>
+        <w:t xml:space="preserve"> logit(θⱼ) = X'ᵢβ + αⱼ (risk-adjusted hospital effect)</w:t>
+      </w:r>
+    </w:p>
+    <w:p>
+      <w:pPr>
+        <w:spacing w:after="120"/>
+      </w:pPr>
+      <w:r>
+        <w:rPr>
+          <w:sz w:val="24"/>
+          <w:szCs w:val="24"/>
+          <w:rFonts w:ascii="Arial" w:cs="Arial" w:eastAsia="Arial" w:hAnsi="Arial"/>
+        </w:rPr>
+      </w:r>
+      <w:r>
+        <w:rPr>
+          <w:b/>
+          <w:bCs/>
+          <w:sz w:val="24"/>
+          <w:szCs w:val="24"/>
+          <w:rFonts w:ascii="Arial" w:cs="Arial" w:eastAsia="Arial" w:hAnsi="Arial"/>
+        </w:rPr>
+        <w:t xml:space="preserve">Population level:</w:t>
+      </w:r>
+      <w:r>
+        <w:rPr>
+          <w:sz w:val="24"/>
+          <w:szCs w:val="24"/>
+          <w:rFonts w:ascii="Arial" w:cs="Arial" w:eastAsia="Arial" w:hAnsi="Arial"/>
+        </w:rPr>
+        <w:t xml:space="preserve"> αⱼ ~ N(0, τ²) (hospital effects drawn from normal population)</w:t>
+      </w:r>
+    </w:p>
+    <w:p>
+      <w:pPr>
+        <w:spacing w:after="120"/>
+      </w:pPr>
+      <w:r>
+        <w:rPr>
+          <w:sz w:val="24"/>
+          <w:szCs w:val="24"/>
+          <w:rFonts w:ascii="Arial" w:cs="Arial" w:eastAsia="Arial" w:hAnsi="Arial"/>
+        </w:rPr>
+      </w:r>
+      <w:r>
+        <w:rPr>
+          <w:b/>
+          <w:bCs/>
+          <w:sz w:val="24"/>
+          <w:szCs w:val="24"/>
+          <w:rFonts w:ascii="Arial" w:cs="Arial" w:eastAsia="Arial" w:hAnsi="Arial"/>
+        </w:rPr>
+        <w:t xml:space="preserve">Hyperprior:</w:t>
+      </w:r>
+      <w:r>
+        <w:rPr>
+          <w:sz w:val="24"/>
+          <w:szCs w:val="24"/>
+          <w:rFonts w:ascii="Arial" w:cs="Arial" w:eastAsia="Arial" w:hAnsi="Arial"/>
+        </w:rPr>
+        <w:t xml:space="preserve"> τ ~ Half-Cauchy(0, 1) (prior on between-hospital SD)</w:t>
+      </w:r>
+    </w:p>
+    <w:p>
+      <w:pPr>
+        <w:spacing w:after="120"/>
+      </w:pPr>
+      <w:r>
+        <w:rPr>
+          <w:sz w:val="24"/>
+          <w:szCs w:val="24"/>
+          <w:rFonts w:ascii="Arial" w:cs="Arial" w:eastAsia="Arial" w:hAnsi="Arial"/>
+        </w:rPr>
+      </w:r>
+      <w:r>
+        <w:rPr>
+          <w:b/>
+          <w:bCs/>
+          <w:sz w:val="24"/>
+          <w:szCs w:val="24"/>
+          <w:rFonts w:ascii="Arial" w:cs="Arial" w:eastAsia="Arial" w:hAnsi="Arial"/>
+        </w:rPr>
+        <w:t xml:space="preserve">Coefficient priors:</w:t>
+      </w:r>
+      <w:r>
+        <w:rPr>
+          <w:sz w:val="24"/>
+          <w:szCs w:val="24"/>
+          <w:rFonts w:ascii="Arial" w:cs="Arial" w:eastAsia="Arial" w:hAnsi="Arial"/>
+        </w:rPr>
+        <w:t xml:space="preserve"> β ~ N(0, 10²I)</w:t>
+      </w:r>
+    </w:p>
+    <w:p>
+      <w:pPr>
+        <w:spacing w:after="120"/>
+      </w:pPr>
+      <w:r>
+        <w:rPr>
+          <w:sz w:val="24"/>
+          <w:szCs w:val="24"/>
+          <w:rFonts w:ascii="Arial" w:cs="Arial" w:eastAsia="Arial" w:hAnsi="Arial"/>
+        </w:rPr>
+        <w:t xml:space="preserve">The hierarchical prior on αⱼ induces shrinkage. The posterior mean of αⱼ is approximately:</w:t>
+      </w:r>
+    </w:p>
+    <w:p>
+      <w:pPr>
+        <w:spacing w:after="120"/>
+      </w:pPr>
+      <w:r>
+        <w:rPr>
+          <w:sz w:val="24"/>
+          <w:szCs w:val="24"/>
+          <w:rFonts w:ascii="Arial" w:cs="Arial" w:eastAsia="Arial" w:hAnsi="Arial"/>
+        </w:rPr>
+        <w:t xml:space="preserve">E[αⱼ | y] ≈ wⱼ × α̂ⱼᴹᴸᴱ + (1 - wⱼ) × 0</w:t>
+      </w:r>
+    </w:p>
+    <w:p>
+      <w:pPr>
+        <w:spacing w:after="120"/>
+      </w:pPr>
+      <w:r>
+        <w:rPr>
+          <w:sz w:val="24"/>
+          <w:szCs w:val="24"/>
+          <w:rFonts w:ascii="Arial" w:cs="Arial" w:eastAsia="Arial" w:hAnsi="Arial"/>
+        </w:rPr>
+        <w:t xml:space="preserve">where wⱼ = nⱼτ̂² / (nⱼτ̂² + σ̂²) is the reliability weight, nⱼ is the hospital's patient volume, α̂ⱼᴹᴸᴱ is the maximum likelihood estimate of the hospital effect, and σ̂² is the within-hospital variance. Small hospitals (small nⱼ) receive more shrinkage (wⱼ closer to 0, posterior closer to the grand mean); large hospitals (large nⱼ) receive less shrinkage (wⱼ closer to 1, posterior closer to the MLE).</w:t>
+      </w:r>
+    </w:p>
+    <w:p>
+      <w:pPr>
+        <w:spacing w:after="120"/>
+      </w:pPr>
+      <w:r>
+        <w:rPr>
+          <w:sz w:val="24"/>
+          <w:szCs w:val="24"/>
+          <w:rFonts w:ascii="Arial" w:cs="Arial" w:eastAsia="Arial" w:hAnsi="Arial"/>
+        </w:rPr>
+        <w:t xml:space="preserve">This shrinkage mechanism is the statistical foundation of CMS's hospital quality profiling and star rating methodology. It explains why small rural hospitals tend to cluster near 3 stars (the middle of the distribution) — their small volumes produce unreliable estimates that are heavily shrunk toward the mean.</w:t>
+      </w:r>
+    </w:p>
+    <w:p>
+      <w:pPr>
+        <w:pStyle w:val="Heading2"/>
+        <w:spacing w:before="300" w:after="150"/>
+      </w:pPr>
+      <w:r>
+        <w:rPr>
+          <w:b/>
+          <w:bCs/>
+          <w:sz w:val="30"/>
+          <w:szCs w:val="30"/>
+          <w:rFonts w:ascii="Arial" w:cs="Arial" w:eastAsia="Arial" w:hAnsi="Arial"/>
+        </w:rPr>
+        <w:t xml:space="preserve">Bayesian Cost-Effectiveness Analysis</w:t>
       </w:r>
     </w:p>
     <w:p>
@@ -489,85 +1126,212 @@
           <w:szCs w:val="26"/>
           <w:rFonts w:ascii="Arial" w:cs="Arial" w:eastAsia="Arial" w:hAnsi="Arial"/>
         </w:rPr>
-        <w:t xml:space="preserve">Hierarchical Models for Provider Profiling</w:t>
-      </w:r>
-    </w:p>
-    <w:p>
-      <w:pPr>
-        <w:spacing w:after="120"/>
-      </w:pPr>
-      <w:r>
-        <w:rPr>
-          <w:sz w:val="24"/>
-          <w:szCs w:val="24"/>
-          <w:rFonts w:ascii="Arial" w:cs="Arial" w:eastAsia="Arial" w:hAnsi="Arial"/>
-        </w:rPr>
-        <w:t xml:space="preserve">Hierarchical (multilevel) Bayesian models are the standard approach for provider quality measurement because they produce shrinkage estimates that borrow strength across providers. For hospital mortality profiling:</w:t>
-      </w:r>
-    </w:p>
-    <w:p>
-      <w:pPr>
-        <w:spacing w:after="120"/>
-      </w:pPr>
-      <w:r>
-        <w:rPr>
-          <w:sz w:val="24"/>
-          <w:szCs w:val="24"/>
-          <w:rFonts w:ascii="Arial" w:cs="Arial" w:eastAsia="Arial" w:hAnsi="Arial"/>
-        </w:rPr>
-        <w:t xml:space="preserve">yᵢⱼ | θⱼ ~ Bernoulli(θⱼ)  (patient i in hospital j)</w:t>
-      </w:r>
-    </w:p>
-    <w:p>
-      <w:pPr>
-        <w:spacing w:after="120"/>
-      </w:pPr>
-      <w:r>
-        <w:rPr>
-          <w:sz w:val="24"/>
-          <w:szCs w:val="24"/>
-          <w:rFonts w:ascii="Arial" w:cs="Arial" w:eastAsia="Arial" w:hAnsi="Arial"/>
-        </w:rPr>
-        <w:t xml:space="preserve">logit(θⱼ) = X'ᵢβ + αⱼ  (risk-adjusted hospital effect)</w:t>
-      </w:r>
-    </w:p>
-    <w:p>
-      <w:pPr>
-        <w:spacing w:after="120"/>
-      </w:pPr>
-      <w:r>
-        <w:rPr>
-          <w:sz w:val="24"/>
-          <w:szCs w:val="24"/>
-          <w:rFonts w:ascii="Arial" w:cs="Arial" w:eastAsia="Arial" w:hAnsi="Arial"/>
-        </w:rPr>
-        <w:t xml:space="preserve">αⱼ ~ N(0, τ²)  (hospital effects drawn from population)</w:t>
-      </w:r>
-    </w:p>
-    <w:p>
-      <w:pPr>
-        <w:spacing w:after="120"/>
-      </w:pPr>
-      <w:r>
-        <w:rPr>
-          <w:sz w:val="24"/>
-          <w:szCs w:val="24"/>
-          <w:rFonts w:ascii="Arial" w:cs="Arial" w:eastAsia="Arial" w:hAnsi="Arial"/>
-        </w:rPr>
-        <w:t xml:space="preserve">τ² ~ Inverse-Gamma(a, b)</w:t>
-      </w:r>
-    </w:p>
-    <w:p>
-      <w:pPr>
-        <w:spacing w:after="120"/>
-      </w:pPr>
-      <w:r>
-        <w:rPr>
-          <w:sz w:val="24"/>
-          <w:szCs w:val="24"/>
-          <w:rFonts w:ascii="Arial" w:cs="Arial" w:eastAsia="Arial" w:hAnsi="Arial"/>
-        </w:rPr>
-        <w:t xml:space="preserve">The hierarchical prior on αⱼ shrinks hospital-specific estimates toward the grand mean, with the degree of shrinkage proportional to the hospital's sample size. Small hospitals with few patients are shrunk more heavily, preventing unreliable extreme estimates. This is the statistical foundation of CMS's hospital star rating methodology and explains why small hospitals tend to cluster near the middle of the star rating distribution.</w:t>
+        <w:t xml:space="preserve">Joint Posterior of Costs and Effects</w:t>
+      </w:r>
+    </w:p>
+    <w:p>
+      <w:pPr>
+        <w:spacing w:after="120"/>
+      </w:pPr>
+      <w:r>
+        <w:rPr>
+          <w:sz w:val="24"/>
+          <w:szCs w:val="24"/>
+          <w:rFonts w:ascii="Arial" w:cs="Arial" w:eastAsia="Arial" w:hAnsi="Arial"/>
+        </w:rPr>
+        <w:t xml:space="preserve">Bayesian CEA models the joint posterior distribution of incremental costs ΔC and incremental effects ΔE. From each MCMC draw of the model parameters, we compute the predicted costs and effects under each treatment strategy, yielding a posterior draw of (ΔC, ΔE). The collection of posterior draws characterizes the full joint uncertainty in the cost-effectiveness estimate.</w:t>
+      </w:r>
+    </w:p>
+    <w:p>
+      <w:pPr>
+        <w:spacing w:after="120"/>
+      </w:pPr>
+      <w:r>
+        <w:rPr>
+          <w:sz w:val="24"/>
+          <w:szCs w:val="24"/>
+          <w:rFonts w:ascii="Arial" w:cs="Arial" w:eastAsia="Arial" w:hAnsi="Arial"/>
+        </w:rPr>
+        <w:t xml:space="preserve">The ICER = ΔC/ΔE is not well-behaved as a summary statistic: its distribution is often bimodal (when ΔE can be positive or negative), has undefined moments (when the denominator can be zero), and does not respect the quadrant structure of the CE plane. The net benefit framework resolves these issues by reformulating the decision criterion:</w:t>
+      </w:r>
+    </w:p>
+    <w:p>
+      <w:pPr>
+        <w:spacing w:after="120"/>
+      </w:pPr>
+      <w:r>
+        <w:rPr>
+          <w:sz w:val="24"/>
+          <w:szCs w:val="24"/>
+          <w:rFonts w:ascii="Arial" w:cs="Arial" w:eastAsia="Arial" w:hAnsi="Arial"/>
+        </w:rPr>
+        <w:t xml:space="preserve">NB(λ) = λ × ΔE - ΔC</w:t>
+      </w:r>
+    </w:p>
+    <w:p>
+      <w:pPr>
+        <w:spacing w:after="120"/>
+      </w:pPr>
+      <w:r>
+        <w:rPr>
+          <w:sz w:val="24"/>
+          <w:szCs w:val="24"/>
+          <w:rFonts w:ascii="Arial" w:cs="Arial" w:eastAsia="Arial" w:hAnsi="Arial"/>
+        </w:rPr>
+        <w:t xml:space="preserve">where λ is the willingness-to-pay threshold. For each posterior draw k, compute NB⁽ᵏ⁾(λ) = λ × ΔE⁽ᵏ⁾ - ΔC⁽ᵏ⁾. The probability that the intervention is cost-effective at threshold λ is:</w:t>
+      </w:r>
+    </w:p>
+    <w:p>
+      <w:pPr>
+        <w:spacing w:after="120"/>
+      </w:pPr>
+      <w:r>
+        <w:rPr>
+          <w:sz w:val="24"/>
+          <w:szCs w:val="24"/>
+          <w:rFonts w:ascii="Arial" w:cs="Arial" w:eastAsia="Arial" w:hAnsi="Arial"/>
+        </w:rPr>
+        <w:t xml:space="preserve">Pr(cost-effective | λ) = (1/K) Σₖ 1{NB⁽ᵏ⁾(λ) &gt; 0}</w:t>
+      </w:r>
+    </w:p>
+    <w:p>
+      <w:pPr>
+        <w:spacing w:after="120"/>
+      </w:pPr>
+      <w:r>
+        <w:rPr>
+          <w:sz w:val="24"/>
+          <w:szCs w:val="24"/>
+          <w:rFonts w:ascii="Arial" w:cs="Arial" w:eastAsia="Arial" w:hAnsi="Arial"/>
+        </w:rPr>
+        <w:t xml:space="preserve">Plotting this probability as a function of λ produces the cost-effectiveness acceptability curve (CEAC), which is the standard graphical output of Bayesian CEA. The CEAC conveys how the decision depends on the willingness-to-pay threshold and how decision uncertainty varies across threshold values.</w:t>
+      </w:r>
+    </w:p>
+    <w:p>
+      <w:pPr>
+        <w:pStyle w:val="Heading3"/>
+        <w:spacing w:before="200" w:after="100"/>
+      </w:pPr>
+      <w:r>
+        <w:rPr>
+          <w:b/>
+          <w:bCs/>
+          <w:sz w:val="26"/>
+          <w:szCs w:val="26"/>
+          <w:rFonts w:ascii="Arial" w:cs="Arial" w:eastAsia="Arial" w:hAnsi="Arial"/>
+        </w:rPr>
+        <w:t xml:space="preserve">Value of Information Analysis</w:t>
+      </w:r>
+    </w:p>
+    <w:p>
+      <w:pPr>
+        <w:spacing w:after="120"/>
+      </w:pPr>
+      <w:r>
+        <w:rPr>
+          <w:sz w:val="24"/>
+          <w:szCs w:val="24"/>
+          <w:rFonts w:ascii="Arial" w:cs="Arial" w:eastAsia="Arial" w:hAnsi="Arial"/>
+        </w:rPr>
+        <w:t xml:space="preserve">Value of information (VOI) analysis quantifies the expected value of reducing parameter uncertainty through additional research. VOI is inherently Bayesian — it requires a posterior distribution of parameters to compute the expected cost of making a wrong decision under current information.</w:t>
+      </w:r>
+    </w:p>
+    <w:p>
+      <w:pPr>
+        <w:spacing w:after="120"/>
+      </w:pPr>
+      <w:r>
+        <w:rPr>
+          <w:sz w:val="24"/>
+          <w:szCs w:val="24"/>
+          <w:rFonts w:ascii="Arial" w:cs="Arial" w:eastAsia="Arial" w:hAnsi="Arial"/>
+        </w:rPr>
+      </w:r>
+      <w:r>
+        <w:rPr>
+          <w:b/>
+          <w:bCs/>
+          <w:sz w:val="24"/>
+          <w:szCs w:val="24"/>
+          <w:rFonts w:ascii="Arial" w:cs="Arial" w:eastAsia="Arial" w:hAnsi="Arial"/>
+        </w:rPr>
+        <w:t xml:space="preserve">Expected value of perfect information (EVPI):</w:t>
+      </w:r>
+      <w:r>
+        <w:rPr>
+          <w:sz w:val="24"/>
+          <w:szCs w:val="24"/>
+          <w:rFonts w:ascii="Arial" w:cs="Arial" w:eastAsia="Arial" w:hAnsi="Arial"/>
+        </w:rPr>
+      </w:r>
+    </w:p>
+    <w:p>
+      <w:pPr>
+        <w:spacing w:after="120"/>
+      </w:pPr>
+      <w:r>
+        <w:rPr>
+          <w:sz w:val="24"/>
+          <w:szCs w:val="24"/>
+          <w:rFonts w:ascii="Arial" w:cs="Arial" w:eastAsia="Arial" w:hAnsi="Arial"/>
+        </w:rPr>
+        <w:t xml:space="preserve">EVPI(λ) = E_θ[max_d NB(d, θ, λ)] - max_d E_θ[NB(d, θ, λ)]</w:t>
+      </w:r>
+    </w:p>
+    <w:p>
+      <w:pPr>
+        <w:spacing w:after="120"/>
+      </w:pPr>
+      <w:r>
+        <w:rPr>
+          <w:sz w:val="24"/>
+          <w:szCs w:val="24"/>
+          <w:rFonts w:ascii="Arial" w:cs="Arial" w:eastAsia="Arial" w:hAnsi="Arial"/>
+        </w:rPr>
+        <w:t xml:space="preserve">The first term is the expected net benefit if we could observe the true parameter values before deciding (choose the best decision for each parameter realization). The second term is the net benefit of the best decision under current uncertainty (choose the decision that maximizes expected net benefit). EVPI is the difference — the expected gain from eliminating all uncertainty.</w:t>
+      </w:r>
+    </w:p>
+    <w:p>
+      <w:pPr>
+        <w:spacing w:after="120"/>
+      </w:pPr>
+      <w:r>
+        <w:rPr>
+          <w:sz w:val="24"/>
+          <w:szCs w:val="24"/>
+          <w:rFonts w:ascii="Arial" w:cs="Arial" w:eastAsia="Arial" w:hAnsi="Arial"/>
+        </w:rPr>
+        <w:t xml:space="preserve">EVPI is computed directly from the MCMC output: for each posterior draw, identify the optimal decision; the difference between the average of the optimal decision-specific net benefits and the net benefit of the overall optimal decision is the EVPI. Multiplying by the relevant population (the number of patients who would be affected by the decision) converts per-patient EVPI to population EVPI, which can be compared to the cost of proposed research studies.</w:t>
+      </w:r>
+    </w:p>
+    <w:p>
+      <w:pPr>
+        <w:spacing w:after="120"/>
+      </w:pPr>
+      <w:r>
+        <w:rPr>
+          <w:sz w:val="24"/>
+          <w:szCs w:val="24"/>
+          <w:rFonts w:ascii="Arial" w:cs="Arial" w:eastAsia="Arial" w:hAnsi="Arial"/>
+        </w:rPr>
+      </w:r>
+      <w:r>
+        <w:rPr>
+          <w:b/>
+          <w:bCs/>
+          <w:sz w:val="24"/>
+          <w:szCs w:val="24"/>
+          <w:rFonts w:ascii="Arial" w:cs="Arial" w:eastAsia="Arial" w:hAnsi="Arial"/>
+        </w:rPr>
+        <w:t xml:space="preserve">Expected value of partial perfect information (EVPPI)</w:t>
+      </w:r>
+      <w:r>
+        <w:rPr>
+          <w:sz w:val="24"/>
+          <w:szCs w:val="24"/>
+          <w:rFonts w:ascii="Arial" w:cs="Arial" w:eastAsia="Arial" w:hAnsi="Arial"/>
+        </w:rPr>
+        <w:t xml:space="preserve"> extends the analysis to individual parameters or groups of parameters, identifying which parameters contribute most to decision uncertainty. EVPPI for a parameter subset φ requires a computationally demanding nested simulation (outer loop over φ draws, inner loop over remaining parameters for each φ draw), though regression-based approximations (Strong, Oakley, and Brennan, 2014) provide efficient alternatives.</w:t>
       </w:r>
     </w:p>
     <w:p>
@@ -583,7 +1347,7 @@
           <w:szCs w:val="30"/>
           <w:rFonts w:ascii="Arial" w:cs="Arial" w:eastAsia="Arial" w:hAnsi="Arial"/>
         </w:rPr>
-        <w:t xml:space="preserve">Bayesian Cost-Effectiveness Analysis</w:t>
+        <w:t xml:space="preserve">Bayesian Network Meta-Analysis</w:t>
       </w:r>
     </w:p>
     <w:p>
@@ -599,72 +1363,85 @@
           <w:szCs w:val="26"/>
           <w:rFonts w:ascii="Arial" w:cs="Arial" w:eastAsia="Arial" w:hAnsi="Arial"/>
         </w:rPr>
-        <w:t xml:space="preserve">Joint Posterior of Costs and Effects</w:t>
-      </w:r>
-    </w:p>
-    <w:p>
-      <w:pPr>
-        <w:spacing w:after="120"/>
-      </w:pPr>
-      <w:r>
-        <w:rPr>
-          <w:sz w:val="24"/>
-          <w:szCs w:val="24"/>
-          <w:rFonts w:ascii="Arial" w:cs="Arial" w:eastAsia="Arial" w:hAnsi="Arial"/>
-        </w:rPr>
-        <w:t xml:space="preserve">Bayesian CEA models the joint posterior distribution of incremental costs ΔC and incremental effects ΔE, from which the ICER and its uncertainty can be derived. The posterior distribution of the ICER (ΔC/ΔE) is typically not well-behaved (it has heavy tails and is undefined when ΔE = 0), so the analysis is conducted on the net benefit scale:</w:t>
-      </w:r>
-    </w:p>
-    <w:p>
-      <w:pPr>
-        <w:spacing w:after="120"/>
-      </w:pPr>
-      <w:r>
-        <w:rPr>
-          <w:sz w:val="24"/>
-          <w:szCs w:val="24"/>
-          <w:rFonts w:ascii="Arial" w:cs="Arial" w:eastAsia="Arial" w:hAnsi="Arial"/>
-        </w:rPr>
-        <w:t xml:space="preserve">NB(λ) = λ × ΔE - ΔC</w:t>
-      </w:r>
-    </w:p>
-    <w:p>
-      <w:pPr>
-        <w:spacing w:after="120"/>
-      </w:pPr>
-      <w:r>
-        <w:rPr>
-          <w:sz w:val="24"/>
-          <w:szCs w:val="24"/>
-          <w:rFonts w:ascii="Arial" w:cs="Arial" w:eastAsia="Arial" w:hAnsi="Arial"/>
-        </w:rPr>
-        <w:t xml:space="preserve">where λ is the willingness-to-pay threshold. For each posterior draw of (ΔC, ΔE), the net benefit is computed, and the probability that the new intervention is cost-effective is:</w:t>
-      </w:r>
-    </w:p>
-    <w:p>
-      <w:pPr>
-        <w:spacing w:after="120"/>
-      </w:pPr>
-      <w:r>
-        <w:rPr>
-          <w:sz w:val="24"/>
-          <w:szCs w:val="24"/>
-          <w:rFonts w:ascii="Arial" w:cs="Arial" w:eastAsia="Arial" w:hAnsi="Arial"/>
-        </w:rPr>
-        <w:t xml:space="preserve">Pr(cost-effective | λ) = Pr(NB(λ) &gt; 0 | data)</w:t>
-      </w:r>
-    </w:p>
-    <w:p>
-      <w:pPr>
-        <w:spacing w:after="120"/>
-      </w:pPr>
-      <w:r>
-        <w:rPr>
-          <w:sz w:val="24"/>
-          <w:szCs w:val="24"/>
-          <w:rFonts w:ascii="Arial" w:cs="Arial" w:eastAsia="Arial" w:hAnsi="Arial"/>
-        </w:rPr>
-        <w:t xml:space="preserve">Plotting this probability as a function of λ produces the cost-effectiveness acceptability curve (CEAC), which is the standard output of Bayesian CEA.</w:t>
+        <w:t xml:space="preserve">The NMA Framework</w:t>
+      </w:r>
+    </w:p>
+    <w:p>
+      <w:pPr>
+        <w:spacing w:after="120"/>
+      </w:pPr>
+      <w:r>
+        <w:rPr>
+          <w:sz w:val="24"/>
+          <w:szCs w:val="24"/>
+          <w:rFonts w:ascii="Arial" w:cs="Arial" w:eastAsia="Arial" w:hAnsi="Arial"/>
+        </w:rPr>
+        <w:t xml:space="preserve">Network meta-analysis (NMA) synthesizes evidence from multiple randomized trials that compare different pairs of treatments, forming a network of direct and indirect evidence. If trials compare A vs. B and B vs. C, NMA enables an indirect comparison of A vs. C by combining evidence through the common comparator B, under the assumption that the trials are sufficiently similar (the consistency assumption).</w:t>
+      </w:r>
+    </w:p>
+    <w:p>
+      <w:pPr>
+        <w:spacing w:after="120"/>
+      </w:pPr>
+      <w:r>
+        <w:rPr>
+          <w:sz w:val="24"/>
+          <w:szCs w:val="24"/>
+          <w:rFonts w:ascii="Arial" w:cs="Arial" w:eastAsia="Arial" w:hAnsi="Arial"/>
+        </w:rPr>
+        <w:t xml:space="preserve">The Bayesian framework is the standard approach for NMA because it naturally accommodates the hierarchical structure (studies nested within comparisons), random effects for between-study heterogeneity, multi-arm trials (which create correlations among treatment contrasts), and the ranking of treatments using posterior probabilities.</w:t>
+      </w:r>
+    </w:p>
+    <w:p>
+      <w:pPr>
+        <w:spacing w:after="120"/>
+      </w:pPr>
+      <w:r>
+        <w:rPr>
+          <w:sz w:val="24"/>
+          <w:szCs w:val="24"/>
+          <w:rFonts w:ascii="Arial" w:cs="Arial" w:eastAsia="Arial" w:hAnsi="Arial"/>
+        </w:rPr>
+        <w:t xml:space="preserve">The basic random-effects NMA model for study k comparing treatments b vs. a is:</w:t>
+      </w:r>
+    </w:p>
+    <w:p>
+      <w:pPr>
+        <w:spacing w:after="120"/>
+      </w:pPr>
+      <w:r>
+        <w:rPr>
+          <w:sz w:val="24"/>
+          <w:szCs w:val="24"/>
+          <w:rFonts w:ascii="Arial" w:cs="Arial" w:eastAsia="Arial" w:hAnsi="Arial"/>
+        </w:rPr>
+        <w:t xml:space="preserve">dₖ | δₐᵦ, τ² ~ N(δₐᵦ, σ²ₖ + τ²)</w:t>
+      </w:r>
+    </w:p>
+    <w:p>
+      <w:pPr>
+        <w:spacing w:after="120"/>
+      </w:pPr>
+      <w:r>
+        <w:rPr>
+          <w:sz w:val="24"/>
+          <w:szCs w:val="24"/>
+          <w:rFonts w:ascii="Arial" w:cs="Arial" w:eastAsia="Arial" w:hAnsi="Arial"/>
+        </w:rPr>
+        <w:t xml:space="preserve">where dₖ is the observed treatment effect in study k, δₐᵦ is the pooled treatment effect of b vs. a, σ²ₖ is the within-study variance (known from the study), and τ² is the between-study heterogeneity variance. The pooled effects δₐᵦ are related through a set of basic parameters — typically the effects of each treatment relative to a common reference treatment — and the consistency assumption requires that δₐc = δₐᵦ + δᵦc.</w:t>
+      </w:r>
+    </w:p>
+    <w:p>
+      <w:pPr>
+        <w:spacing w:after="120"/>
+      </w:pPr>
+      <w:r>
+        <w:rPr>
+          <w:sz w:val="24"/>
+          <w:szCs w:val="24"/>
+          <w:rFonts w:ascii="Arial" w:cs="Arial" w:eastAsia="Arial" w:hAnsi="Arial"/>
+        </w:rPr>
+        <w:t xml:space="preserve">Treatment rankings are computed from the posterior: for each MCMC draw, rank all treatments by their estimated effect. The probability that each treatment is best, second-best, etc., is tabulated across draws. The Surface Under the Cumulative Ranking curve (SUCRA) summarizes each treatment's overall ranking performance: SUCRA = 1 indicates the treatment is always ranked first; SUCRA = 0 indicates always ranked last.</w:t>
       </w:r>
     </w:p>
     <w:p>
@@ -680,46 +1457,20 @@
           <w:szCs w:val="26"/>
           <w:rFonts w:ascii="Arial" w:cs="Arial" w:eastAsia="Arial" w:hAnsi="Arial"/>
         </w:rPr>
-        <w:t xml:space="preserve">Value of Information Analysis</w:t>
-      </w:r>
-    </w:p>
-    <w:p>
-      <w:pPr>
-        <w:spacing w:after="120"/>
-      </w:pPr>
-      <w:r>
-        <w:rPr>
-          <w:sz w:val="24"/>
-          <w:szCs w:val="24"/>
-          <w:rFonts w:ascii="Arial" w:cs="Arial" w:eastAsia="Arial" w:hAnsi="Arial"/>
-        </w:rPr>
-        <w:t xml:space="preserve">EVPI and EVPPI are inherently Bayesian quantities, computed from the posterior distribution. EVPI measures the expected cost of decision uncertainty:</w:t>
-      </w:r>
-    </w:p>
-    <w:p>
-      <w:pPr>
-        <w:spacing w:after="120"/>
-      </w:pPr>
-      <w:r>
-        <w:rPr>
-          <w:sz w:val="24"/>
-          <w:szCs w:val="24"/>
-          <w:rFonts w:ascii="Arial" w:cs="Arial" w:eastAsia="Arial" w:hAnsi="Arial"/>
-        </w:rPr>
-        <w:t xml:space="preserve">EVPI = E_θ[max_d NB(d, θ)] - max_d E_θ[NB(d, θ)]</w:t>
-      </w:r>
-    </w:p>
-    <w:p>
-      <w:pPr>
-        <w:spacing w:after="120"/>
-      </w:pPr>
-      <w:r>
-        <w:rPr>
-          <w:sz w:val="24"/>
-          <w:szCs w:val="24"/>
-          <w:rFonts w:ascii="Arial" w:cs="Arial" w:eastAsia="Arial" w:hAnsi="Arial"/>
-        </w:rPr>
-        <w:t xml:space="preserve">This is computed directly from the posterior MCMC draws: for each draw, identify the optimal decision; the difference between the average of decision-specific optima and the average net benefit of the overall optimal decision is the EVPI. EVPPI for individual parameters is computed using nested simulation or regression-based approximations (Strong, Oakley, and Brennan, 2014).</w:t>
+        <w:t xml:space="preserve">Inconsistency Assessment</w:t>
+      </w:r>
+    </w:p>
+    <w:p>
+      <w:pPr>
+        <w:spacing w:after="120"/>
+      </w:pPr>
+      <w:r>
+        <w:rPr>
+          <w:sz w:val="24"/>
+          <w:szCs w:val="24"/>
+          <w:rFonts w:ascii="Arial" w:cs="Arial" w:eastAsia="Arial" w:hAnsi="Arial"/>
+        </w:rPr>
+        <w:t xml:space="preserve">The consistency assumption — that direct and indirect evidence agree — is the fundamental identifying assumption of NMA. Inconsistency (disagreement between direct and indirect evidence) can be assessed through node-splitting models (comparing the direct estimate for each comparison with the indirect estimate obtained from the rest of the network), the unrelated mean effects (UME) model (fitting a model without the consistency assumption and comparing to the consistency model via DIC or WAIC), and design-by-treatment interaction models (Higgins et al., 2012).</w:t>
       </w:r>
     </w:p>
     <w:p>
@@ -735,85 +1486,153 @@
           <w:szCs w:val="30"/>
           <w:rFonts w:ascii="Arial" w:cs="Arial" w:eastAsia="Arial" w:hAnsi="Arial"/>
         </w:rPr>
-        <w:t xml:space="preserve">Bayesian Network Meta-Analysis</w:t>
-      </w:r>
-    </w:p>
-    <w:p>
-      <w:pPr>
-        <w:spacing w:after="120"/>
-      </w:pPr>
-      <w:r>
-        <w:rPr>
-          <w:sz w:val="24"/>
-          <w:szCs w:val="24"/>
-          <w:rFonts w:ascii="Arial" w:cs="Arial" w:eastAsia="Arial" w:hAnsi="Arial"/>
-        </w:rPr>
-        <w:t xml:space="preserve">Network meta-analysis (NMA) synthesizes evidence from multiple randomized trials that compare different pairs of treatments, forming a network of direct and indirect comparisons. The Bayesian framework is the standard approach for NMA because it naturally handles the complexity of multi-arm trials, random effects for between-study heterogeneity, and the ranking of treatments.</w:t>
-      </w:r>
-    </w:p>
-    <w:p>
-      <w:pPr>
-        <w:spacing w:after="120"/>
-      </w:pPr>
-      <w:r>
-        <w:rPr>
-          <w:sz w:val="24"/>
-          <w:szCs w:val="24"/>
-          <w:rFonts w:ascii="Arial" w:cs="Arial" w:eastAsia="Arial" w:hAnsi="Arial"/>
-        </w:rPr>
-        <w:t xml:space="preserve">The basic random-effects NMA model for trial k comparing treatments b vs. a is:</w:t>
-      </w:r>
-    </w:p>
-    <w:p>
-      <w:pPr>
-        <w:spacing w:after="120"/>
-      </w:pPr>
-      <w:r>
-        <w:rPr>
-          <w:sz w:val="24"/>
-          <w:szCs w:val="24"/>
-          <w:rFonts w:ascii="Arial" w:cs="Arial" w:eastAsia="Arial" w:hAnsi="Arial"/>
-        </w:rPr>
-        <w:t xml:space="preserve">dₖ ~ N(δₐᵦ, σ²ₖ)  (observed treatment effect)</w:t>
-      </w:r>
-    </w:p>
-    <w:p>
-      <w:pPr>
-        <w:spacing w:after="120"/>
-      </w:pPr>
-      <w:r>
-        <w:rPr>
-          <w:sz w:val="24"/>
-          <w:szCs w:val="24"/>
-          <w:rFonts w:ascii="Arial" w:cs="Arial" w:eastAsia="Arial" w:hAnsi="Arial"/>
-        </w:rPr>
-        <w:t xml:space="preserve">δₐᵦ ~ N(dₐᵦ, τ²)  (random study-level effect)</w:t>
-      </w:r>
-    </w:p>
-    <w:p>
-      <w:pPr>
-        <w:spacing w:after="120"/>
-      </w:pPr>
-      <w:r>
-        <w:rPr>
-          <w:sz w:val="24"/>
-          <w:szCs w:val="24"/>
-          <w:rFonts w:ascii="Arial" w:cs="Arial" w:eastAsia="Arial" w:hAnsi="Arial"/>
-        </w:rPr>
-        <w:t xml:space="preserve">where dₐᵦ is the pooled treatment effect of b vs. a, and τ² is the between-study heterogeneity variance. The consistency assumption requires that indirect comparisons (A vs. C inferred from A vs. B and B vs. C trials) agree with direct comparisons — testable through inconsistency models.</w:t>
-      </w:r>
-    </w:p>
-    <w:p>
-      <w:pPr>
-        <w:spacing w:after="120"/>
-      </w:pPr>
-      <w:r>
-        <w:rPr>
-          <w:sz w:val="24"/>
-          <w:szCs w:val="24"/>
-          <w:rFonts w:ascii="Arial" w:cs="Arial" w:eastAsia="Arial" w:hAnsi="Arial"/>
-        </w:rPr>
-        <w:t xml:space="preserve">Treatment rankings are computed from the posterior: for each MCMC draw, rank all treatments by their effect estimates. The Surface Under the Cumulative Ranking curve (SUCRA) summarizes each treatment's probability of being the best, providing a clinically useful ranking metric for comparative effectiveness.</w:t>
+        <w:t xml:space="preserve">Bayesian Spatial Models for Health Economics</w:t>
+      </w:r>
+    </w:p>
+    <w:p>
+      <w:pPr>
+        <w:pStyle w:val="Heading3"/>
+        <w:spacing w:before="200" w:after="100"/>
+      </w:pPr>
+      <w:r>
+        <w:rPr>
+          <w:b/>
+          <w:bCs/>
+          <w:sz w:val="26"/>
+          <w:szCs w:val="26"/>
+          <w:rFonts w:ascii="Arial" w:cs="Arial" w:eastAsia="Arial" w:hAnsi="Arial"/>
+        </w:rPr>
+        <w:t xml:space="preserve">The Besag-York-Mollié (BYM) Model</w:t>
+      </w:r>
+    </w:p>
+    <w:p>
+      <w:pPr>
+        <w:spacing w:after="120"/>
+      </w:pPr>
+      <w:r>
+        <w:rPr>
+          <w:sz w:val="24"/>
+          <w:szCs w:val="24"/>
+          <w:rFonts w:ascii="Arial" w:cs="Arial" w:eastAsia="Arial" w:hAnsi="Arial"/>
+        </w:rPr>
+        <w:t xml:space="preserve">Small area estimation for health outcomes — county-level mortality rates, hospital service area spending, ZIP code-level disease prevalence — benefits from Bayesian spatial models that smooth noisy small-sample estimates by borrowing information from geographically proximate areas.</w:t>
+      </w:r>
+    </w:p>
+    <w:p>
+      <w:pPr>
+        <w:spacing w:after="120"/>
+      </w:pPr>
+      <w:r>
+        <w:rPr>
+          <w:sz w:val="24"/>
+          <w:szCs w:val="24"/>
+          <w:rFonts w:ascii="Arial" w:cs="Arial" w:eastAsia="Arial" w:hAnsi="Arial"/>
+        </w:rPr>
+        <w:t xml:space="preserve">The BYM model specifies:</w:t>
+      </w:r>
+    </w:p>
+    <w:p>
+      <w:pPr>
+        <w:spacing w:after="120"/>
+      </w:pPr>
+      <w:r>
+        <w:rPr>
+          <w:sz w:val="24"/>
+          <w:szCs w:val="24"/>
+          <w:rFonts w:ascii="Arial" w:cs="Arial" w:eastAsia="Arial" w:hAnsi="Arial"/>
+        </w:rPr>
+        <w:t xml:space="preserve">yᵢ ~ Poisson(Eᵢ × θᵢ) for area i</w:t>
+      </w:r>
+    </w:p>
+    <w:p>
+      <w:pPr>
+        <w:spacing w:after="120"/>
+      </w:pPr>
+      <w:r>
+        <w:rPr>
+          <w:sz w:val="24"/>
+          <w:szCs w:val="24"/>
+          <w:rFonts w:ascii="Arial" w:cs="Arial" w:eastAsia="Arial" w:hAnsi="Arial"/>
+        </w:rPr>
+        <w:t xml:space="preserve">log(θᵢ) = X'ᵢβ + uᵢ + vᵢ</w:t>
+      </w:r>
+    </w:p>
+    <w:p>
+      <w:pPr>
+        <w:spacing w:after="120"/>
+      </w:pPr>
+      <w:r>
+        <w:rPr>
+          <w:sz w:val="24"/>
+          <w:szCs w:val="24"/>
+          <w:rFonts w:ascii="Arial" w:cs="Arial" w:eastAsia="Arial" w:hAnsi="Arial"/>
+        </w:rPr>
+        <w:t xml:space="preserve">where yᵢ is the observed count of events (deaths, hospitalizations), Eᵢ is the expected count (based on age-sex standardization), θᵢ is the relative risk in area i, uᵢ is a spatially structured random effect, and vᵢ is an unstructured random effect.</w:t>
+      </w:r>
+    </w:p>
+    <w:p>
+      <w:pPr>
+        <w:spacing w:after="120"/>
+      </w:pPr>
+      <w:r>
+        <w:rPr>
+          <w:sz w:val="24"/>
+          <w:szCs w:val="24"/>
+          <w:rFonts w:ascii="Arial" w:cs="Arial" w:eastAsia="Arial" w:hAnsi="Arial"/>
+        </w:rPr>
+        <w:t xml:space="preserve">The spatially structured component uᵢ uses an intrinsic conditional autoregressive (ICAR) prior:</w:t>
+      </w:r>
+    </w:p>
+    <w:p>
+      <w:pPr>
+        <w:spacing w:after="120"/>
+      </w:pPr>
+      <w:r>
+        <w:rPr>
+          <w:sz w:val="24"/>
+          <w:szCs w:val="24"/>
+          <w:rFonts w:ascii="Arial" w:cs="Arial" w:eastAsia="Arial" w:hAnsi="Arial"/>
+        </w:rPr>
+        <w:t xml:space="preserve">uᵢ | u₋ᵢ ~ N(ūᵢ, τ²ᵤ / nᵢ)</w:t>
+      </w:r>
+    </w:p>
+    <w:p>
+      <w:pPr>
+        <w:spacing w:after="120"/>
+      </w:pPr>
+      <w:r>
+        <w:rPr>
+          <w:sz w:val="24"/>
+          <w:szCs w:val="24"/>
+          <w:rFonts w:ascii="Arial" w:cs="Arial" w:eastAsia="Arial" w:hAnsi="Arial"/>
+        </w:rPr>
+        <w:t xml:space="preserve">where ūᵢ = (1/nᵢ) Σⱼ~ᵢ uⱼ is the average of neighboring areas' effects and nᵢ is the number of neighbors. This prior induces spatial smoothing: areas with similar neighbors are pulled toward similar values, reducing noise while preserving genuine spatial patterns.</w:t>
+      </w:r>
+    </w:p>
+    <w:p>
+      <w:pPr>
+        <w:spacing w:after="120"/>
+      </w:pPr>
+      <w:r>
+        <w:rPr>
+          <w:sz w:val="24"/>
+          <w:szCs w:val="24"/>
+          <w:rFonts w:ascii="Arial" w:cs="Arial" w:eastAsia="Arial" w:hAnsi="Arial"/>
+        </w:rPr>
+        <w:t xml:space="preserve">The unstructured component vᵢ ~ N(0, τ²ᵥ) captures non-spatial heterogeneity — area-level variation that is not geographically structured. The relative magnitudes of τ²ᵤ and τ²ᵥ determine the balance between spatial and non-spatial variation: when τ²ᵤ &gt;&gt; τ²ᵥ, the map is smooth (dominated by spatial structure); when τ²ᵥ &gt;&gt; τ²ᵤ, the map is noisy (dominated by area-specific variation).</w:t>
+      </w:r>
+    </w:p>
+    <w:p>
+      <w:pPr>
+        <w:spacing w:after="120"/>
+      </w:pPr>
+      <w:r>
+        <w:rPr>
+          <w:sz w:val="24"/>
+          <w:szCs w:val="24"/>
+          <w:rFonts w:ascii="Arial" w:cs="Arial" w:eastAsia="Arial" w:hAnsi="Arial"/>
+        </w:rPr>
+        <w:t xml:space="preserve">The BYM model has been used extensively to map geographic variation in healthcare spending, disease prevalence, mortality, and quality indicators across US counties and hospital referral regions. Implementation in Julia using Turing.jl requires constructing the adjacency matrix from shapefiles and parameterizing the ICAR prior using sparse precision matrices for computational efficiency.</w:t>
       </w:r>
     </w:p>
     <w:p>
@@ -829,7 +1648,7 @@
           <w:szCs w:val="30"/>
           <w:rFonts w:ascii="Arial" w:cs="Arial" w:eastAsia="Arial" w:hAnsi="Arial"/>
         </w:rPr>
-        <w:t xml:space="preserve">Bayesian Spatial Models</w:t>
+        <w:t xml:space="preserve">Empirical Bayes Methods</w:t>
       </w:r>
     </w:p>
     <w:p>
@@ -845,153 +1664,33 @@
           <w:szCs w:val="26"/>
           <w:rFonts w:ascii="Arial" w:cs="Arial" w:eastAsia="Arial" w:hAnsi="Arial"/>
         </w:rPr>
-        <w:t xml:space="preserve">Disease Mapping</w:t>
-      </w:r>
-    </w:p>
-    <w:p>
-      <w:pPr>
-        <w:spacing w:after="120"/>
-      </w:pPr>
-      <w:r>
-        <w:rPr>
-          <w:sz w:val="24"/>
-          <w:szCs w:val="24"/>
-          <w:rFonts w:ascii="Arial" w:cs="Arial" w:eastAsia="Arial" w:hAnsi="Arial"/>
-        </w:rPr>
-        <w:t xml:space="preserve">Small area estimation for health outcomes — county-level mortality rates, hospital service area utilization rates, disease prevalence by ZIP code — benefits from Bayesian spatial models that smooth noisy estimates by borrowing information from neighboring areas.</w:t>
-      </w:r>
-    </w:p>
-    <w:p>
-      <w:pPr>
-        <w:spacing w:after="120"/>
-      </w:pPr>
-      <w:r>
-        <w:rPr>
-          <w:sz w:val="24"/>
-          <w:szCs w:val="24"/>
-          <w:rFonts w:ascii="Arial" w:cs="Arial" w:eastAsia="Arial" w:hAnsi="Arial"/>
-        </w:rPr>
-        <w:t xml:space="preserve">The Besag-York-Mollié (BYM) model is the standard spatial smoothing model:</w:t>
-      </w:r>
-    </w:p>
-    <w:p>
-      <w:pPr>
-        <w:spacing w:after="120"/>
-      </w:pPr>
-      <w:r>
-        <w:rPr>
-          <w:sz w:val="24"/>
-          <w:szCs w:val="24"/>
-          <w:rFonts w:ascii="Arial" w:cs="Arial" w:eastAsia="Arial" w:hAnsi="Arial"/>
-        </w:rPr>
-        <w:t xml:space="preserve">yᵢ ~ Poisson(Eᵢ × θᵢ)  (observed count in area i)</w:t>
-      </w:r>
-    </w:p>
-    <w:p>
-      <w:pPr>
-        <w:spacing w:after="120"/>
-      </w:pPr>
-      <w:r>
-        <w:rPr>
-          <w:sz w:val="24"/>
-          <w:szCs w:val="24"/>
-          <w:rFonts w:ascii="Arial" w:cs="Arial" w:eastAsia="Arial" w:hAnsi="Arial"/>
-        </w:rPr>
-        <w:t xml:space="preserve">log(θᵢ) = X'ᵢβ + uᵢ + vᵢ  (log relative risk)</w:t>
-      </w:r>
-    </w:p>
-    <w:p>
-      <w:pPr>
-        <w:spacing w:after="120"/>
-      </w:pPr>
-      <w:r>
-        <w:rPr>
-          <w:sz w:val="24"/>
-          <w:szCs w:val="24"/>
-          <w:rFonts w:ascii="Arial" w:cs="Arial" w:eastAsia="Arial" w:hAnsi="Arial"/>
-        </w:rPr>
-        <w:t xml:space="preserve">uᵢ | u₋ᵢ ~ N(ūᵢ, τ²ᵤ/nᵢ)  (spatially structured, CAR prior)</w:t>
-      </w:r>
-    </w:p>
-    <w:p>
-      <w:pPr>
-        <w:spacing w:after="120"/>
-      </w:pPr>
-      <w:r>
-        <w:rPr>
-          <w:sz w:val="24"/>
-          <w:szCs w:val="24"/>
-          <w:rFonts w:ascii="Arial" w:cs="Arial" w:eastAsia="Arial" w:hAnsi="Arial"/>
-        </w:rPr>
-        <w:t xml:space="preserve">vᵢ ~ N(0, τ²ᵥ)  (unstructured heterogeneity)</w:t>
-      </w:r>
-    </w:p>
-    <w:p>
-      <w:pPr>
-        <w:spacing w:after="120"/>
-      </w:pPr>
-      <w:r>
-        <w:rPr>
-          <w:sz w:val="24"/>
-          <w:szCs w:val="24"/>
-          <w:rFonts w:ascii="Arial" w:cs="Arial" w:eastAsia="Arial" w:hAnsi="Arial"/>
-        </w:rPr>
-        <w:t xml:space="preserve">where Eᵢ is the expected count (based on age-sex standardization), uᵢ is a spatially correlated random effect (areas near each other have similar effects, specified through a conditional autoregressive prior), and vᵢ is an unstructured random effect capturing non-spatial heterogeneity.</w:t>
-      </w:r>
-    </w:p>
-    <w:p>
-      <w:pPr>
-        <w:spacing w:after="120"/>
-      </w:pPr>
-      <w:r>
-        <w:rPr>
-          <w:sz w:val="24"/>
-          <w:szCs w:val="24"/>
-          <w:rFonts w:ascii="Arial" w:cs="Arial" w:eastAsia="Arial" w:hAnsi="Arial"/>
-        </w:rPr>
-        <w:t xml:space="preserve">The BYM model is widely used for mapping geographic variation in healthcare spending, disease prevalence, and health outcomes, and is implementable in Turing.jl using sparse precision matrices for computational efficiency.</w:t>
-      </w:r>
-    </w:p>
-    <w:p>
-      <w:pPr>
-        <w:pStyle w:val="Heading2"/>
-        <w:spacing w:before="300" w:after="150"/>
-      </w:pPr>
-      <w:r>
-        <w:rPr>
-          <w:b/>
-          <w:bCs/>
-          <w:sz w:val="30"/>
-          <w:szCs w:val="30"/>
-          <w:rFonts w:ascii="Arial" w:cs="Arial" w:eastAsia="Arial" w:hAnsi="Arial"/>
-        </w:rPr>
-        <w:t xml:space="preserve">Empirical Bayes for Provider Quality</w:t>
-      </w:r>
-    </w:p>
-    <w:p>
-      <w:pPr>
-        <w:spacing w:after="120"/>
-      </w:pPr>
-      <w:r>
-        <w:rPr>
-          <w:sz w:val="24"/>
-          <w:szCs w:val="24"/>
-          <w:rFonts w:ascii="Arial" w:cs="Arial" w:eastAsia="Arial" w:hAnsi="Arial"/>
-        </w:rPr>
-        <w:t xml:space="preserve">Empirical Bayes methods estimate the prior distribution from the data (rather than specifying it a priori) and then compute posterior estimates for each unit. For hospital profiling, the empirical Bayes approach estimates the population distribution of hospital quality from the observed data across all hospitals, then computes the posterior mean for each hospital as a weighted average of the hospital's own observed rate and the population mean.</w:t>
-      </w:r>
-    </w:p>
-    <w:p>
-      <w:pPr>
-        <w:spacing w:after="120"/>
-      </w:pPr>
-      <w:r>
-        <w:rPr>
-          <w:sz w:val="24"/>
-          <w:szCs w:val="24"/>
-          <w:rFonts w:ascii="Arial" w:cs="Arial" w:eastAsia="Arial" w:hAnsi="Arial"/>
-        </w:rPr>
-        <w:t xml:space="preserve">The empirical Bayes shrinkage estimator for hospital j's quality measure is:</w:t>
+        <w:t xml:space="preserve">Shrinkage Estimation for Provider Profiling</w:t>
+      </w:r>
+    </w:p>
+    <w:p>
+      <w:pPr>
+        <w:spacing w:after="120"/>
+      </w:pPr>
+      <w:r>
+        <w:rPr>
+          <w:sz w:val="24"/>
+          <w:szCs w:val="24"/>
+          <w:rFonts w:ascii="Arial" w:cs="Arial" w:eastAsia="Arial" w:hAnsi="Arial"/>
+        </w:rPr>
+        <w:t xml:space="preserve">Empirical Bayes (EB) methods estimate the prior distribution from the data (rather than specifying it a priori) and then compute posterior estimates for each unit. For hospital profiling, the EB approach estimates the population distribution of hospital quality from the observed data across all hospitals, then computes the posterior mean for each hospital.</w:t>
+      </w:r>
+    </w:p>
+    <w:p>
+      <w:pPr>
+        <w:spacing w:after="120"/>
+      </w:pPr>
+      <w:r>
+        <w:rPr>
+          <w:sz w:val="24"/>
+          <w:szCs w:val="24"/>
+          <w:rFonts w:ascii="Arial" w:cs="Arial" w:eastAsia="Arial" w:hAnsi="Arial"/>
+        </w:rPr>
+        <w:t xml:space="preserve">The empirical Bayes shrinkage estimator for hospital j's quality rate is:</w:t>
       </w:r>
     </w:p>
     <w:p>
@@ -1017,7 +1716,20 @@
           <w:szCs w:val="24"/>
           <w:rFonts w:ascii="Arial" w:cs="Arial" w:eastAsia="Arial" w:hAnsi="Arial"/>
         </w:rPr>
-        <w:t xml:space="preserve">where wⱼ = nⱼσ²ₐ / (nⱼσ²ₐ + σ²) is the reliability weight, ȳⱼ is the hospital's observed rate, ȳ is the grand mean, nⱼ is the hospital's volume, σ²ₐ is the between-hospital variance, and σ² is the within-hospital variance. Hospitals with larger volumes receive more weight on their own data; small hospitals are shrunk toward the mean.</w:t>
+        <w:t xml:space="preserve">where wⱼ = nⱼσ²ₐ / (nⱼσ²ₐ + σ²) is the reliability weight, ȳⱼ is the hospital's observed rate, ȳ is the overall mean, nⱼ is the hospital's patient volume, σ²ₐ is the estimated between-hospital variance, and σ² is the within-hospital variance. The shrinkage direction is always toward the overall mean, and the amount of shrinkage depends inversely on sample size.</w:t>
+      </w:r>
+    </w:p>
+    <w:p>
+      <w:pPr>
+        <w:spacing w:after="120"/>
+      </w:pPr>
+      <w:r>
+        <w:rPr>
+          <w:sz w:val="24"/>
+          <w:szCs w:val="24"/>
+          <w:rFonts w:ascii="Arial" w:cs="Arial" w:eastAsia="Arial" w:hAnsi="Arial"/>
+        </w:rPr>
+        <w:t xml:space="preserve">EB methods are computationally faster than full Bayesian analysis (no MCMC required) and produce point estimates that are numerically similar to the posterior means from a hierarchical Bayesian model. However, EB does not fully propagate uncertainty about the hyperparameters (σ²ₐ, σ²) to the individual-level estimates, potentially understating the uncertainty in hospital-level estimates. For this reason, full Bayesian analysis with MCMC is preferred when accurate uncertainty quantification is important — such as in public reporting or pay-for-performance programs where the classification of hospitals as "above average" or "below average" has financial and reputational consequences.</w:t>
       </w:r>
     </w:p>
     <w:p>
@@ -1302,7 +2014,7 @@
                 <w:szCs w:val="17"/>
                 <w:rFonts w:ascii="Arial" w:cs="Arial" w:eastAsia="Arial" w:hAnsi="Arial"/>
               </w:rPr>
-              <w:t xml:space="preserve">Turing.jl, JAGS</w:t>
+              <w:t xml:space="preserve">Turing.jl, Stan</w:t>
             </w:r>
           </w:p>
         </w:tc>
@@ -1509,7 +2221,7 @@
                 <w:szCs w:val="17"/>
                 <w:rFonts w:ascii="Arial" w:cs="Arial" w:eastAsia="Arial" w:hAnsi="Arial"/>
               </w:rPr>
-              <w:t xml:space="preserve">Shrinkage estimation</w:t>
+              <w:t xml:space="preserve">Shrinkage estimation for small hospitals</w:t>
             </w:r>
           </w:p>
         </w:tc>
@@ -1627,7 +2339,7 @@
                 <w:szCs w:val="17"/>
                 <w:rFonts w:ascii="Arial" w:cs="Arial" w:eastAsia="Arial" w:hAnsi="Arial"/>
               </w:rPr>
-              <w:t xml:space="preserve">CAR prior for spatial smoothing</w:t>
+              <w:t xml:space="preserve">ICAR prior for spatial smoothing</w:t>
             </w:r>
           </w:p>
         </w:tc>
@@ -1745,7 +2457,7 @@
                 <w:szCs w:val="17"/>
                 <w:rFonts w:ascii="Arial" w:cs="Arial" w:eastAsia="Arial" w:hAnsi="Arial"/>
               </w:rPr>
-              <w:t xml:space="preserve">Flexible hazard with priors</w:t>
+              <w:t xml:space="preserve">Flexible hazard with informative priors</w:t>
             </w:r>
           </w:p>
         </w:tc>
@@ -1863,7 +2575,7 @@
                 <w:szCs w:val="17"/>
                 <w:rFonts w:ascii="Arial" w:cs="Arial" w:eastAsia="Arial" w:hAnsi="Arial"/>
               </w:rPr>
-              <w:t xml:space="preserve">Posterior predictive fit</w:t>
+              <w:t xml:space="preserve">Posterior predictive fit assessment</w:t>
             </w:r>
           </w:p>
         </w:tc>
@@ -1929,7 +2641,20 @@
           <w:szCs w:val="24"/>
           <w:rFonts w:ascii="Arial" w:cs="Arial" w:eastAsia="Arial" w:hAnsi="Arial"/>
         </w:rPr>
-        <w:t xml:space="preserve">Bayesian methods provide a coherent framework for quantifying uncertainty, incorporating prior knowledge, and making decisions under uncertainty in health economics. The hierarchical modeling capability is particularly valuable for provider profiling and spatial analysis, where borrowing strength across units is essential for reliable estimation. The natural connection between Bayesian posterior simulation and decision analysis (CEA, VOI) makes Bayesian methods the standard approach for health technology assessment. The Julia implementation using Turing.jl is covered in Chapter 22.</w:t>
+        <w:t xml:space="preserve">Bayesian methods provide a coherent framework for quantifying uncertainty, incorporating prior knowledge, and making decisions under uncertainty in health economics. The hierarchical modeling capability is particularly valuable for provider profiling and spatial analysis, where borrowing strength across units is essential for reliable estimation from small samples. The natural connection between Bayesian posterior simulation and decision analysis (CEA, VOI) makes Bayesian methods the standard approach for health technology assessment. And the modern MCMC algorithms (NUTS in particular) have made Bayesian computation accessible for complex models that would have been intractable a decade ago.</w:t>
+      </w:r>
+    </w:p>
+    <w:p>
+      <w:pPr>
+        <w:spacing w:after="120"/>
+      </w:pPr>
+      <w:r>
+        <w:rPr>
+          <w:sz w:val="24"/>
+          <w:szCs w:val="24"/>
+          <w:rFonts w:ascii="Arial" w:cs="Arial" w:eastAsia="Arial" w:hAnsi="Arial"/>
+        </w:rPr>
+        <w:t xml:space="preserve">The Julia implementation using Turing.jl — with its expressive @model macro, efficient NUTS sampler, and integration with Julia's optimization and distribution ecosystems — is covered in Chapter 22, providing production-ready code for every Bayesian model discussed in this chapter.</w:t>
       </w:r>
     </w:p>
     <w:p>
@@ -1958,7 +2683,7 @@
           <w:szCs w:val="24"/>
           <w:rFonts w:ascii="Arial" w:cs="Arial" w:eastAsia="Arial" w:hAnsi="Arial"/>
         </w:rPr>
-        <w:t xml:space="preserve">1. Briggs, A. H., Claxton, K., &amp; Sculpher, M. J. (2006). </w:t>
+        <w:t xml:space="preserve">1. Besag, J., York, J., &amp; Mollié, A. (1991). Bayesian image restoration, with two applications in spatial statistics. </w:t>
       </w:r>
       <w:r>
         <w:rPr>
@@ -1968,28 +2693,28 @@
           <w:szCs w:val="24"/>
           <w:rFonts w:ascii="Arial" w:cs="Arial" w:eastAsia="Arial" w:hAnsi="Arial"/>
         </w:rPr>
-        <w:t xml:space="preserve">Decision Modelling for Health Economic Evaluation</w:t>
-      </w:r>
-      <w:r>
-        <w:rPr>
-          <w:sz w:val="24"/>
-          <w:szCs w:val="24"/>
-          <w:rFonts w:ascii="Arial" w:cs="Arial" w:eastAsia="Arial" w:hAnsi="Arial"/>
-        </w:rPr>
-        <w:t xml:space="preserve">. Oxford University Press.</w:t>
-      </w:r>
-    </w:p>
-    <w:p>
-      <w:pPr>
-        <w:spacing w:after="120"/>
-      </w:pPr>
-      <w:r>
-        <w:rPr>
-          <w:sz w:val="24"/>
-          <w:szCs w:val="24"/>
-          <w:rFonts w:ascii="Arial" w:cs="Arial" w:eastAsia="Arial" w:hAnsi="Arial"/>
-        </w:rPr>
-        <w:t xml:space="preserve">2. Gelman, A., Carlin, J. B., Stern, H. S., Dunson, D. B., Vehtari, A., &amp; Rubin, D. B. (2013). </w:t>
+        <w:t xml:space="preserve">Annals of the Institute of Statistical Mathematics</w:t>
+      </w:r>
+      <w:r>
+        <w:rPr>
+          <w:sz w:val="24"/>
+          <w:szCs w:val="24"/>
+          <w:rFonts w:ascii="Arial" w:cs="Arial" w:eastAsia="Arial" w:hAnsi="Arial"/>
+        </w:rPr>
+        <w:t xml:space="preserve">, 43(1), 1-20.</w:t>
+      </w:r>
+    </w:p>
+    <w:p>
+      <w:pPr>
+        <w:spacing w:after="120"/>
+      </w:pPr>
+      <w:r>
+        <w:rPr>
+          <w:sz w:val="24"/>
+          <w:szCs w:val="24"/>
+          <w:rFonts w:ascii="Arial" w:cs="Arial" w:eastAsia="Arial" w:hAnsi="Arial"/>
+        </w:rPr>
+        <w:t xml:space="preserve">2. Briggs, A. H., Claxton, K., &amp; Sculpher, M. J. (2006). </w:t>
       </w:r>
       <w:r>
         <w:rPr>
@@ -1999,15 +2724,15 @@
           <w:szCs w:val="24"/>
           <w:rFonts w:ascii="Arial" w:cs="Arial" w:eastAsia="Arial" w:hAnsi="Arial"/>
         </w:rPr>
-        <w:t xml:space="preserve">Bayesian Data Analysis</w:t>
-      </w:r>
-      <w:r>
-        <w:rPr>
-          <w:sz w:val="24"/>
-          <w:szCs w:val="24"/>
-          <w:rFonts w:ascii="Arial" w:cs="Arial" w:eastAsia="Arial" w:hAnsi="Arial"/>
-        </w:rPr>
-        <w:t xml:space="preserve"> (3rd ed.). CRC Press.</w:t>
+        <w:t xml:space="preserve">Decision Modelling for Health Economic Evaluation</w:t>
+      </w:r>
+      <w:r>
+        <w:rPr>
+          <w:sz w:val="24"/>
+          <w:szCs w:val="24"/>
+          <w:rFonts w:ascii="Arial" w:cs="Arial" w:eastAsia="Arial" w:hAnsi="Arial"/>
+        </w:rPr>
+        <w:t xml:space="preserve">. Oxford University Press.</w:t>
       </w:r>
     </w:p>
     <w:p>
@@ -2051,7 +2776,7 @@
           <w:szCs w:val="24"/>
           <w:rFonts w:ascii="Arial" w:cs="Arial" w:eastAsia="Arial" w:hAnsi="Arial"/>
         </w:rPr>
-        <w:t xml:space="preserve">4. Spiegelhalter, D. J., Abrams, K. R., &amp; Myles, J. P. (2004). </w:t>
+        <w:t xml:space="preserve">4. Gelman, A., Carlin, J. B., Stern, H. S., Dunson, D. B., Vehtari, A., &amp; Rubin, D. B. (2013). </w:t>
       </w:r>
       <w:r>
         <w:rPr>
@@ -2061,28 +2786,28 @@
           <w:szCs w:val="24"/>
           <w:rFonts w:ascii="Arial" w:cs="Arial" w:eastAsia="Arial" w:hAnsi="Arial"/>
         </w:rPr>
-        <w:t xml:space="preserve">Bayesian Approaches to Clinical Trials and Health-Care Evaluation</w:t>
-      </w:r>
-      <w:r>
-        <w:rPr>
-          <w:sz w:val="24"/>
-          <w:szCs w:val="24"/>
-          <w:rFonts w:ascii="Arial" w:cs="Arial" w:eastAsia="Arial" w:hAnsi="Arial"/>
-        </w:rPr>
-        <w:t xml:space="preserve">. Wiley.</w:t>
-      </w:r>
-    </w:p>
-    <w:p>
-      <w:pPr>
-        <w:spacing w:after="120"/>
-      </w:pPr>
-      <w:r>
-        <w:rPr>
-          <w:sz w:val="24"/>
-          <w:szCs w:val="24"/>
-          <w:rFonts w:ascii="Arial" w:cs="Arial" w:eastAsia="Arial" w:hAnsi="Arial"/>
-        </w:rPr>
-        <w:t xml:space="preserve">5. Strong, M., Oakley, J. E., &amp; Brennan, A. (2014). Estimating multiparameter partial expected value of perfect information from a probabilistic sensitivity analysis sample. </w:t>
+        <w:t xml:space="preserve">Bayesian Data Analysis</w:t>
+      </w:r>
+      <w:r>
+        <w:rPr>
+          <w:sz w:val="24"/>
+          <w:szCs w:val="24"/>
+          <w:rFonts w:ascii="Arial" w:cs="Arial" w:eastAsia="Arial" w:hAnsi="Arial"/>
+        </w:rPr>
+        <w:t xml:space="preserve"> (3rd ed.). CRC Press.</w:t>
+      </w:r>
+    </w:p>
+    <w:p>
+      <w:pPr>
+        <w:spacing w:after="120"/>
+      </w:pPr>
+      <w:r>
+        <w:rPr>
+          <w:sz w:val="24"/>
+          <w:szCs w:val="24"/>
+          <w:rFonts w:ascii="Arial" w:cs="Arial" w:eastAsia="Arial" w:hAnsi="Arial"/>
+        </w:rPr>
+        <w:t xml:space="preserve">5. Hoffman, M. D., &amp; Gelman, A. (2014). The No-U-Turn Sampler. </w:t>
       </w:r>
       <w:r>
         <w:rPr>
@@ -2092,28 +2817,28 @@
           <w:szCs w:val="24"/>
           <w:rFonts w:ascii="Arial" w:cs="Arial" w:eastAsia="Arial" w:hAnsi="Arial"/>
         </w:rPr>
-        <w:t xml:space="preserve">Medical Decision Making</w:t>
-      </w:r>
-      <w:r>
-        <w:rPr>
-          <w:sz w:val="24"/>
-          <w:szCs w:val="24"/>
-          <w:rFonts w:ascii="Arial" w:cs="Arial" w:eastAsia="Arial" w:hAnsi="Arial"/>
-        </w:rPr>
-        <w:t xml:space="preserve">, 34(3), 311-326.</w:t>
-      </w:r>
-    </w:p>
-    <w:p>
-      <w:pPr>
-        <w:spacing w:after="120"/>
-      </w:pPr>
-      <w:r>
-        <w:rPr>
-          <w:sz w:val="24"/>
-          <w:szCs w:val="24"/>
-          <w:rFonts w:ascii="Arial" w:cs="Arial" w:eastAsia="Arial" w:hAnsi="Arial"/>
-        </w:rPr>
-        <w:t xml:space="preserve">6. Besag, J., York, J., &amp; Mollié, A. (1991). Bayesian image restoration, with two applications in spatial statistics. </w:t>
+        <w:t xml:space="preserve">JMLR</w:t>
+      </w:r>
+      <w:r>
+        <w:rPr>
+          <w:sz w:val="24"/>
+          <w:szCs w:val="24"/>
+          <w:rFonts w:ascii="Arial" w:cs="Arial" w:eastAsia="Arial" w:hAnsi="Arial"/>
+        </w:rPr>
+        <w:t xml:space="preserve">, 15(1), 1593-1623.</w:t>
+      </w:r>
+    </w:p>
+    <w:p>
+      <w:pPr>
+        <w:spacing w:after="120"/>
+      </w:pPr>
+      <w:r>
+        <w:rPr>
+          <w:sz w:val="24"/>
+          <w:szCs w:val="24"/>
+          <w:rFonts w:ascii="Arial" w:cs="Arial" w:eastAsia="Arial" w:hAnsi="Arial"/>
+        </w:rPr>
+        <w:t xml:space="preserve">6. Spiegelhalter, D. J., Abrams, K. R., &amp; Myles, J. P. (2004). </w:t>
       </w:r>
       <w:r>
         <w:rPr>
@@ -2123,15 +2848,77 @@
           <w:szCs w:val="24"/>
           <w:rFonts w:ascii="Arial" w:cs="Arial" w:eastAsia="Arial" w:hAnsi="Arial"/>
         </w:rPr>
-        <w:t xml:space="preserve">Annals of the Institute of Statistical Mathematics</w:t>
-      </w:r>
-      <w:r>
-        <w:rPr>
-          <w:sz w:val="24"/>
-          <w:szCs w:val="24"/>
-          <w:rFonts w:ascii="Arial" w:cs="Arial" w:eastAsia="Arial" w:hAnsi="Arial"/>
-        </w:rPr>
-        <w:t xml:space="preserve">, 43(1), 1-20.</w:t>
+        <w:t xml:space="preserve">Bayesian Approaches to Clinical Trials and Health-Care Evaluation</w:t>
+      </w:r>
+      <w:r>
+        <w:rPr>
+          <w:sz w:val="24"/>
+          <w:szCs w:val="24"/>
+          <w:rFonts w:ascii="Arial" w:cs="Arial" w:eastAsia="Arial" w:hAnsi="Arial"/>
+        </w:rPr>
+        <w:t xml:space="preserve">. Wiley.</w:t>
+      </w:r>
+    </w:p>
+    <w:p>
+      <w:pPr>
+        <w:spacing w:after="120"/>
+      </w:pPr>
+      <w:r>
+        <w:rPr>
+          <w:sz w:val="24"/>
+          <w:szCs w:val="24"/>
+          <w:rFonts w:ascii="Arial" w:cs="Arial" w:eastAsia="Arial" w:hAnsi="Arial"/>
+        </w:rPr>
+        <w:t xml:space="preserve">7. Strong, M., Oakley, J. E., &amp; Brennan, A. (2014). Estimating multiparameter partial expected value of perfect information from a probabilistic sensitivity analysis sample. </w:t>
+      </w:r>
+      <w:r>
+        <w:rPr>
+          <w:i/>
+          <w:iCs/>
+          <w:sz w:val="24"/>
+          <w:szCs w:val="24"/>
+          <w:rFonts w:ascii="Arial" w:cs="Arial" w:eastAsia="Arial" w:hAnsi="Arial"/>
+        </w:rPr>
+        <w:t xml:space="preserve">Medical Decision Making</w:t>
+      </w:r>
+      <w:r>
+        <w:rPr>
+          <w:sz w:val="24"/>
+          <w:szCs w:val="24"/>
+          <w:rFonts w:ascii="Arial" w:cs="Arial" w:eastAsia="Arial" w:hAnsi="Arial"/>
+        </w:rPr>
+        <w:t xml:space="preserve">, 34(3), 311-326.</w:t>
+      </w:r>
+    </w:p>
+    <w:p>
+      <w:pPr>
+        <w:spacing w:after="120"/>
+      </w:pPr>
+      <w:r>
+        <w:rPr>
+          <w:sz w:val="24"/>
+          <w:szCs w:val="24"/>
+          <w:rFonts w:ascii="Arial" w:cs="Arial" w:eastAsia="Arial" w:hAnsi="Arial"/>
+        </w:rPr>
+        <w:t xml:space="preserve">8. Vehtari, A., Gelman, A., Simpson, D., Carpenter, B., &amp; Bürkner, P. C. (2021). Rank-normalization, folding, and localization: An improved R̂ for assessing convergence of MCMC. </w:t>
+      </w:r>
+      <w:r>
+        <w:rPr>
+          <w:i/>
+          <w:iCs/>
+          <w:sz w:val="24"/>
+          <w:szCs w:val="24"/>
+          <w:rFonts w:ascii="Arial" w:cs="Arial" w:eastAsia="Arial" w:hAnsi="Arial"/>
+        </w:rPr>
+        <w:t xml:space="preserve">Bayesian Analysis</w:t>
+      </w:r>
+      <w:r>
+        <w:rPr>
+          <w:sz w:val="24"/>
+          <w:szCs w:val="24"/>
+          <w:rFonts w:ascii="Arial" w:cs="Arial" w:eastAsia="Arial" w:hAnsi="Arial"/>
+        </w:rPr>
+        <w:t xml:space="preserve">, 16(2), 667-718.</w:t>
       </w:r>
     </w:p>
     <w:sectPr>
